--- a/Abstract.docx
+++ b/Abstract.docx
@@ -4,8 +4,11 @@
   <w:body>
     <w:p>
       <w:pPr>
-        <w:pStyle w:val="Heading1"/>
+        <w:pStyle w:val="1"/>
         <w:jc w:val="center"/>
+        <w:rPr>
+          <w:rFonts w:hint="eastAsia"/>
+        </w:rPr>
       </w:pPr>
       <w:r>
         <w:rPr>
@@ -17,31 +20,23 @@
     <w:p>
       <w:pPr>
         <w:jc w:val="center"/>
-      </w:pPr>
-      <w:r>
-        <w:rPr>
-          <w:rFonts w:hint="eastAsia"/>
-        </w:rPr>
-        <w:t>Zou Shanghao (</w:t>
-      </w:r>
-      <w:proofErr w:type="spellStart"/>
-      <w:r>
-        <w:rPr>
-          <w:rFonts w:hint="eastAsia"/>
-        </w:rPr>
-        <w:t>Apermesa</w:t>
-      </w:r>
-      <w:proofErr w:type="spellEnd"/>
-      <w:r>
-        <w:rPr>
-          <w:rFonts w:hint="eastAsia"/>
-        </w:rPr>
-        <w:t>) 1235425</w:t>
+        <w:rPr>
+          <w:rFonts w:hint="eastAsia"/>
+        </w:rPr>
+      </w:pPr>
+      <w:r>
+        <w:rPr>
+          <w:rFonts w:hint="eastAsia"/>
+        </w:rPr>
+        <w:t>Zou Shanghao (Apermesa) 1235425</w:t>
       </w:r>
     </w:p>
     <w:p>
       <w:pPr>
         <w:jc w:val="center"/>
+        <w:rPr>
+          <w:rFonts w:hint="eastAsia"/>
+        </w:rPr>
       </w:pPr>
       <w:r>
         <w:rPr>
@@ -58,8 +53,29 @@
     </w:p>
     <w:p>
       <w:pPr>
+        <w:rPr>
+          <w:rFonts w:hint="eastAsia"/>
+        </w:rPr>
+      </w:pPr>
+      <w:r>
+        <w:t>空间音频的核心在于为每个声源-听者组合，计算出包含反射、绕射、遮挡等特征的空间脉冲响应（IR），并结合耳部传递函数（HRIR）进行卷积，从而在听者耳中再现真实的</w:t>
+      </w:r>
+      <w:proofErr w:type="gramStart"/>
+      <w:r>
+        <w:t>空间化听感</w:t>
+      </w:r>
+      <w:proofErr w:type="gramEnd"/>
+      <w:r>
+        <w:t>。</w:t>
+      </w:r>
+    </w:p>
+    <w:p>
+      <w:pPr>
         <w:ind w:firstLine="360"/>
         <w:jc w:val="both"/>
+        <w:rPr>
+          <w:rFonts w:hint="eastAsia"/>
+        </w:rPr>
       </w:pPr>
       <w:r>
         <w:rPr>
@@ -101,7 +117,7 @@
         <w:rPr>
           <w:rFonts w:hint="eastAsia"/>
         </w:rPr>
-        <w:t>—</w:t>
+        <w:t xml:space="preserve">: </w:t>
       </w:r>
       <w:r>
         <w:rPr>
@@ -143,21 +159,7 @@
         <w:rPr>
           <w:rFonts w:hint="eastAsia"/>
         </w:rPr>
-        <w:t xml:space="preserve"> are often inaccurate </w:t>
-      </w:r>
-      <w:proofErr w:type="gramStart"/>
-      <w:r>
-        <w:rPr>
-          <w:rFonts w:hint="eastAsia"/>
-        </w:rPr>
-        <w:t>with regard to</w:t>
-      </w:r>
-      <w:proofErr w:type="gramEnd"/>
-      <w:r>
-        <w:rPr>
-          <w:rFonts w:hint="eastAsia"/>
-        </w:rPr>
-        <w:t xml:space="preserve"> spatialization</w:t>
+        <w:t xml:space="preserve"> are often inaccurate with regard to spatialization</w:t>
       </w:r>
       <w:r>
         <w:rPr>
@@ -205,7 +207,21 @@
         <w:rPr>
           <w:rFonts w:hint="eastAsia"/>
         </w:rPr>
-        <w:t xml:space="preserve"> Physically, soundwaves and light can both be interpreted as waves. Therefore, they have a lot physical properties in common and many mature technologies</w:t>
+        <w:t xml:space="preserve"> Physically, soundwaves and light can both be interpreted as waves. Therefore, they </w:t>
+      </w:r>
+      <w:proofErr w:type="spellStart"/>
+      <w:r>
+        <w:rPr>
+          <w:rFonts w:hint="eastAsia"/>
+        </w:rPr>
+        <w:t>havea</w:t>
+      </w:r>
+      <w:proofErr w:type="spellEnd"/>
+      <w:r>
+        <w:rPr>
+          <w:rFonts w:hint="eastAsia"/>
+        </w:rPr>
+        <w:t xml:space="preserve"> lot physical properties in common and many mature technologies</w:t>
       </w:r>
       <w:r>
         <w:rPr>
@@ -249,18 +265,33 @@
     </w:p>
     <w:p>
       <w:pPr>
-        <w:pStyle w:val="ListParagraph"/>
+        <w:pStyle w:val="a9"/>
         <w:numPr>
           <w:ilvl w:val="0"/>
           <w:numId w:val="1"/>
         </w:numPr>
         <w:jc w:val="both"/>
-      </w:pPr>
-      <w:r>
-        <w:rPr>
-          <w:rFonts w:hint="eastAsia"/>
-        </w:rPr>
-        <w:t>Accurate direct sound positioning.</w:t>
+        <w:rPr>
+          <w:rFonts w:hint="eastAsia"/>
+        </w:rPr>
+      </w:pPr>
+      <w:r>
+        <w:rPr>
+          <w:rFonts w:hint="eastAsia"/>
+        </w:rPr>
+        <w:t xml:space="preserve">Accurate sound </w:t>
+      </w:r>
+      <w:r>
+        <w:rPr>
+          <w:rFonts w:hint="eastAsia"/>
+        </w:rPr>
+        <w:t>localization</w:t>
+      </w:r>
+      <w:r>
+        <w:rPr>
+          <w:rFonts w:hint="eastAsia"/>
+        </w:rPr>
+        <w:t>.</w:t>
       </w:r>
       <w:r>
         <w:rPr>
@@ -310,12 +341,15 @@
     </w:p>
     <w:p>
       <w:pPr>
-        <w:pStyle w:val="ListParagraph"/>
+        <w:pStyle w:val="a9"/>
         <w:numPr>
           <w:ilvl w:val="0"/>
           <w:numId w:val="1"/>
         </w:numPr>
         <w:jc w:val="both"/>
+        <w:rPr>
+          <w:rFonts w:hint="eastAsia"/>
+        </w:rPr>
       </w:pPr>
       <w:r>
         <w:rPr>
@@ -362,12 +396,15 @@
     </w:p>
     <w:p>
       <w:pPr>
-        <w:pStyle w:val="ListParagraph"/>
+        <w:pStyle w:val="a9"/>
         <w:numPr>
           <w:ilvl w:val="0"/>
           <w:numId w:val="1"/>
         </w:numPr>
         <w:jc w:val="both"/>
+        <w:rPr>
+          <w:rFonts w:hint="eastAsia"/>
+        </w:rPr>
       </w:pPr>
       <w:r>
         <w:rPr>
@@ -423,12 +460,15 @@
     </w:p>
     <w:p>
       <w:pPr>
-        <w:pStyle w:val="ListParagraph"/>
+        <w:pStyle w:val="a9"/>
         <w:numPr>
           <w:ilvl w:val="0"/>
           <w:numId w:val="1"/>
         </w:numPr>
         <w:jc w:val="both"/>
+        <w:rPr>
+          <w:rFonts w:hint="eastAsia"/>
+        </w:rPr>
       </w:pPr>
       <w:r>
         <w:rPr>
@@ -452,64 +492,60 @@
         <w:rPr>
           <w:rFonts w:hint="eastAsia"/>
         </w:rPr>
-        <w:t xml:space="preserve"> Low-frequency sounds are easier to be </w:t>
-      </w:r>
-      <w:proofErr w:type="gramStart"/>
-      <w:r>
-        <w:rPr>
-          <w:rFonts w:hint="eastAsia"/>
-        </w:rPr>
-        <w:t>diffracted</w:t>
-      </w:r>
-      <w:proofErr w:type="gramEnd"/>
-      <w:r>
-        <w:rPr>
-          <w:rFonts w:hint="eastAsia"/>
-        </w:rPr>
-        <w:t xml:space="preserve"> while high-frequency sounds are more prone to be reflected are obstructed.</w:t>
-      </w:r>
-      <w:r>
-        <w:rPr>
-          <w:rFonts w:hint="eastAsia"/>
-        </w:rPr>
-        <w:t xml:space="preserve"> While most sounds </w:t>
-      </w:r>
-      <w:proofErr w:type="gramStart"/>
-      <w:r>
-        <w:rPr>
-          <w:rFonts w:hint="eastAsia"/>
-        </w:rPr>
-        <w:t>in reality cover</w:t>
-      </w:r>
-      <w:proofErr w:type="gramEnd"/>
-      <w:r>
-        <w:rPr>
-          <w:rFonts w:hint="eastAsia"/>
-        </w:rPr>
-        <w:t xml:space="preserve"> a wide range of frequencies, every single sound should be calculated separately according to different frequency bands.</w:t>
+        <w:t xml:space="preserve"> Low-frequency sounds are easier to be diffracted while high-frequency sounds are more prone to be </w:t>
+      </w:r>
+      <w:r>
+        <w:rPr>
+          <w:rFonts w:hint="eastAsia"/>
+        </w:rPr>
+        <w:lastRenderedPageBreak/>
+        <w:t>reflected are obstructed.</w:t>
+      </w:r>
+      <w:r>
+        <w:rPr>
+          <w:rFonts w:hint="eastAsia"/>
+        </w:rPr>
+        <w:t xml:space="preserve"> While most sounds in reality cover a wide range of frequencies, every single sound should be calculated separately according to different frequency bands.</w:t>
+      </w:r>
+      <w:r>
+        <w:rPr>
+          <w:rFonts w:hint="eastAsia"/>
+        </w:rPr>
+        <w:t xml:space="preserve"> It is possible that diffraction simulation can be integrated with reflection, since </w:t>
+      </w:r>
+      <w:r>
+        <w:rPr>
+          <w:rFonts w:hint="eastAsia"/>
+        </w:rPr>
+        <w:t>diffraction is not physically calculated as treating the sound as waves but rays.</w:t>
       </w:r>
     </w:p>
     <w:p>
       <w:pPr>
         <w:ind w:firstLine="360"/>
         <w:jc w:val="both"/>
-      </w:pPr>
-      <w:r>
-        <w:rPr>
-          <w:rFonts w:hint="eastAsia"/>
-        </w:rPr>
-        <w:lastRenderedPageBreak/>
+        <w:rPr>
+          <w:rFonts w:hint="eastAsia"/>
+        </w:rPr>
+      </w:pPr>
+      <w:r>
+        <w:rPr>
+          <w:rFonts w:hint="eastAsia"/>
+        </w:rPr>
         <w:t>Despite the miscellaneous advantages of ray-traced spatial audio systems, certain challenges should also be proposed:</w:t>
       </w:r>
     </w:p>
     <w:p>
       <w:pPr>
-        <w:pStyle w:val="ListParagraph"/>
+        <w:pStyle w:val="a9"/>
         <w:numPr>
           <w:ilvl w:val="0"/>
           <w:numId w:val="2"/>
         </w:numPr>
         <w:jc w:val="both"/>
+        <w:rPr>
+          <w:rFonts w:hint="eastAsia"/>
+        </w:rPr>
       </w:pPr>
       <w:r>
         <w:rPr>
@@ -630,6 +666,9 @@
       <w:pPr>
         <w:ind w:firstLine="360"/>
         <w:jc w:val="both"/>
+        <w:rPr>
+          <w:rFonts w:hint="eastAsia"/>
+        </w:rPr>
       </w:pPr>
       <w:r>
         <w:rPr>
@@ -726,6 +765,9 @@
       <w:pPr>
         <w:ind w:firstLine="360"/>
         <w:jc w:val="both"/>
+        <w:rPr>
+          <w:rFonts w:hint="eastAsia"/>
+        </w:rPr>
       </w:pPr>
       <w:r>
         <w:rPr>
@@ -736,32 +778,21 @@
     </w:p>
     <w:p>
       <w:pPr>
-        <w:pStyle w:val="ListParagraph"/>
+        <w:pStyle w:val="a9"/>
         <w:numPr>
           <w:ilvl w:val="0"/>
           <w:numId w:val="3"/>
         </w:numPr>
         <w:jc w:val="both"/>
-      </w:pPr>
-      <w:r>
-        <w:rPr>
-          <w:rFonts w:hint="eastAsia"/>
-        </w:rPr>
-        <w:t xml:space="preserve">Reduce the number of rays while maintaining the same level of accuracy. </w:t>
-      </w:r>
-      <w:proofErr w:type="gramStart"/>
-      <w:r>
-        <w:rPr>
-          <w:rFonts w:hint="eastAsia"/>
-        </w:rPr>
-        <w:t>Similar to</w:t>
-      </w:r>
-      <w:proofErr w:type="gramEnd"/>
-      <w:r>
-        <w:rPr>
-          <w:rFonts w:hint="eastAsia"/>
-        </w:rPr>
-        <w:t xml:space="preserve"> graphical raytracing, even though the overall quality improves as the number of rays increases, there are many rays </w:t>
+        <w:rPr>
+          <w:rFonts w:hint="eastAsia"/>
+        </w:rPr>
+      </w:pPr>
+      <w:r>
+        <w:rPr>
+          <w:rFonts w:hint="eastAsia"/>
+        </w:rPr>
+        <w:t xml:space="preserve">Reduce the number of rays while maintaining the same level of accuracy. Similar to graphical raytracing, even though the overall quality improves as the number of rays increases, there are many rays </w:t>
       </w:r>
       <w:r>
         <w:t>that</w:t>
@@ -781,12 +812,15 @@
     </w:p>
     <w:p>
       <w:pPr>
-        <w:pStyle w:val="ListParagraph"/>
+        <w:pStyle w:val="a9"/>
         <w:numPr>
           <w:ilvl w:val="0"/>
           <w:numId w:val="3"/>
         </w:numPr>
         <w:jc w:val="both"/>
+        <w:rPr>
+          <w:rFonts w:hint="eastAsia"/>
+        </w:rPr>
       </w:pPr>
       <w:r>
         <w:rPr>
@@ -798,21 +832,7 @@
         <w:rPr>
           <w:rFonts w:hint="eastAsia"/>
         </w:rPr>
-        <w:t xml:space="preserve"> In complex scenarios, </w:t>
-      </w:r>
-      <w:proofErr w:type="gramStart"/>
-      <w:r>
-        <w:rPr>
-          <w:rFonts w:hint="eastAsia"/>
-        </w:rPr>
-        <w:t>a large number of</w:t>
-      </w:r>
-      <w:proofErr w:type="gramEnd"/>
-      <w:r>
-        <w:rPr>
-          <w:rFonts w:hint="eastAsia"/>
-        </w:rPr>
-        <w:t xml:space="preserve"> sound </w:t>
+        <w:t xml:space="preserve"> In complex scenarios, a large number of sound </w:t>
       </w:r>
       <w:r>
         <w:t>sourc</w:t>
@@ -830,21 +850,7 @@
         <w:rPr>
           <w:rFonts w:hint="eastAsia"/>
         </w:rPr>
-        <w:t xml:space="preserve">, and it is impossible to calculate </w:t>
-      </w:r>
-      <w:proofErr w:type="gramStart"/>
-      <w:r>
-        <w:rPr>
-          <w:rFonts w:hint="eastAsia"/>
-        </w:rPr>
-        <w:t>all of</w:t>
-      </w:r>
-      <w:proofErr w:type="gramEnd"/>
-      <w:r>
-        <w:rPr>
-          <w:rFonts w:hint="eastAsia"/>
-        </w:rPr>
-        <w:t xml:space="preserve"> the sounds with raytracing.</w:t>
+        <w:t>, and it is impossible to calculate all of the sounds with raytracing.</w:t>
       </w:r>
       <w:r>
         <w:rPr>
@@ -867,12 +873,15 @@
     </w:p>
     <w:p>
       <w:pPr>
-        <w:pStyle w:val="ListParagraph"/>
+        <w:pStyle w:val="a9"/>
         <w:numPr>
           <w:ilvl w:val="0"/>
           <w:numId w:val="3"/>
         </w:numPr>
         <w:jc w:val="both"/>
+        <w:rPr>
+          <w:rFonts w:hint="eastAsia"/>
+        </w:rPr>
       </w:pPr>
       <w:r>
         <w:rPr>
@@ -906,26 +915,22 @@
       <w:pPr>
         <w:ind w:firstLine="360"/>
         <w:jc w:val="both"/>
-      </w:pPr>
-      <w:r>
-        <w:rPr>
-          <w:rFonts w:hint="eastAsia"/>
-        </w:rPr>
-        <w:t xml:space="preserve">The meaning of ray-traced spatial audio system is </w:t>
-      </w:r>
-      <w:proofErr w:type="gramStart"/>
-      <w:r>
-        <w:rPr>
-          <w:rFonts w:hint="eastAsia"/>
-        </w:rPr>
-        <w:t>similar to</w:t>
-      </w:r>
-      <w:proofErr w:type="gramEnd"/>
-      <w:r>
-        <w:rPr>
-          <w:rFonts w:hint="eastAsia"/>
-        </w:rPr>
-        <w:t xml:space="preserve"> graphical raytracing. Graphical raytracing consumes so much performance just to provide a more physically accurate virtual world, and so does audio raytracing. A</w:t>
+        <w:rPr>
+          <w:rFonts w:hint="eastAsia"/>
+        </w:rPr>
+      </w:pPr>
+      <w:r>
+        <w:rPr>
+          <w:rFonts w:hint="eastAsia"/>
+        </w:rPr>
+        <w:t xml:space="preserve">The meaning of ray-traced spatial audio system is similar to graphical raytracing. Graphical raytracing consumes so much performance just to provide a more physically </w:t>
+      </w:r>
+      <w:r>
+        <w:rPr>
+          <w:rFonts w:hint="eastAsia"/>
+        </w:rPr>
+        <w:lastRenderedPageBreak/>
+        <w:t>accurate virtual world, and so does audio raytracing. A</w:t>
       </w:r>
       <w:r>
         <w:t>u</w:t>
@@ -943,26 +948,15 @@
         <w:rPr>
           <w:rFonts w:hint="eastAsia"/>
         </w:rPr>
-        <w:t xml:space="preserve">, and more accurate audio will </w:t>
-      </w:r>
-      <w:proofErr w:type="gramStart"/>
-      <w:r>
-        <w:rPr>
-          <w:rFonts w:hint="eastAsia"/>
-        </w:rPr>
-        <w:t>definitely increase</w:t>
-      </w:r>
-      <w:proofErr w:type="gramEnd"/>
-      <w:r>
-        <w:rPr>
-          <w:rFonts w:hint="eastAsia"/>
-        </w:rPr>
-        <w:t xml:space="preserve"> immersion for gamers.</w:t>
+        <w:t>, and more accurate audio will definitely increase immersion for gamers.</w:t>
       </w:r>
     </w:p>
     <w:p>
       <w:pPr>
         <w:widowControl/>
+        <w:rPr>
+          <w:rFonts w:hint="eastAsia"/>
+        </w:rPr>
       </w:pPr>
       <w:r>
         <w:br w:type="page"/>
@@ -972,6 +966,7 @@
       <w:pPr>
         <w:jc w:val="center"/>
         <w:rPr>
+          <w:rFonts w:hint="eastAsia"/>
           <w:b/>
           <w:bCs/>
         </w:rPr>
@@ -983,13 +978,24 @@
           <w:bCs/>
         </w:rPr>
         <w:lastRenderedPageBreak/>
-        <w:t>DIRECT SOUND</w:t>
+        <w:t xml:space="preserve">DIRECT </w:t>
+      </w:r>
+      <w:r>
+        <w:rPr>
+          <w:rFonts w:hint="eastAsia"/>
+          <w:b/>
+          <w:bCs/>
+        </w:rPr>
+        <w:t>PATH</w:t>
       </w:r>
     </w:p>
     <w:p>
       <w:pPr>
         <w:ind w:firstLine="720"/>
         <w:jc w:val="both"/>
+        <w:rPr>
+          <w:rFonts w:hint="eastAsia"/>
+        </w:rPr>
       </w:pPr>
       <w:r>
         <w:rPr>
@@ -1077,6 +1083,7 @@
       <w:pPr>
         <w:jc w:val="center"/>
         <w:rPr>
+          <w:rFonts w:hint="eastAsia"/>
           <w:b/>
           <w:bCs/>
         </w:rPr>
@@ -1091,6 +1098,11 @@
       </w:r>
     </w:p>
     <w:p>
+      <w:pPr>
+        <w:rPr>
+          <w:rFonts w:hint="eastAsia"/>
+        </w:rPr>
+      </w:pPr>
       <w:r>
         <w:tab/>
       </w:r>
@@ -1165,6 +1177,7 @@
       <w:pPr>
         <w:jc w:val="center"/>
         <w:rPr>
+          <w:rFonts w:hint="eastAsia"/>
           <w:b/>
           <w:bCs/>
         </w:rPr>
@@ -1212,21 +1225,7 @@
         <w:rPr>
           <w:rFonts w:hint="eastAsia"/>
         </w:rPr>
-        <w:t xml:space="preserve"> The attenuated sound ray will then be reflected </w:t>
-      </w:r>
-      <w:proofErr w:type="gramStart"/>
-      <w:r>
-        <w:rPr>
-          <w:rFonts w:hint="eastAsia"/>
-        </w:rPr>
-        <w:t>to</w:t>
-      </w:r>
-      <w:proofErr w:type="gramEnd"/>
-      <w:r>
-        <w:rPr>
-          <w:rFonts w:hint="eastAsia"/>
-        </w:rPr>
-        <w:t xml:space="preserve"> the new direction</w:t>
+        <w:t xml:space="preserve"> The attenuated sound ray will then be reflected to the new direction</w:t>
       </w:r>
       <w:r>
         <w:rPr>
@@ -2014,18 +2013,18 @@
     <w:lsdException w:name="Unresolved Mention" w:semiHidden="1" w:unhideWhenUsed="1"/>
     <w:lsdException w:name="Smart Link" w:semiHidden="1" w:unhideWhenUsed="1"/>
   </w:latentStyles>
-  <w:style w:type="paragraph" w:default="1" w:styleId="Normal">
+  <w:style w:type="paragraph" w:default="1" w:styleId="a">
     <w:name w:val="Normal"/>
     <w:qFormat/>
     <w:pPr>
       <w:widowControl w:val="0"/>
     </w:pPr>
   </w:style>
-  <w:style w:type="paragraph" w:styleId="Heading1">
+  <w:style w:type="paragraph" w:styleId="1">
     <w:name w:val="heading 1"/>
-    <w:basedOn w:val="Normal"/>
-    <w:next w:val="Normal"/>
-    <w:link w:val="Heading1Char"/>
+    <w:basedOn w:val="a"/>
+    <w:next w:val="a"/>
+    <w:link w:val="10"/>
     <w:uiPriority w:val="9"/>
     <w:qFormat/>
     <w:rsid w:val="00865032"/>
@@ -2042,11 +2041,11 @@
       <w:szCs w:val="40"/>
     </w:rPr>
   </w:style>
-  <w:style w:type="paragraph" w:styleId="Heading2">
+  <w:style w:type="paragraph" w:styleId="2">
     <w:name w:val="heading 2"/>
-    <w:basedOn w:val="Normal"/>
-    <w:next w:val="Normal"/>
-    <w:link w:val="Heading2Char"/>
+    <w:basedOn w:val="a"/>
+    <w:next w:val="a"/>
+    <w:link w:val="20"/>
     <w:uiPriority w:val="9"/>
     <w:semiHidden/>
     <w:unhideWhenUsed/>
@@ -2065,11 +2064,11 @@
       <w:szCs w:val="32"/>
     </w:rPr>
   </w:style>
-  <w:style w:type="paragraph" w:styleId="Heading3">
+  <w:style w:type="paragraph" w:styleId="3">
     <w:name w:val="heading 3"/>
-    <w:basedOn w:val="Normal"/>
-    <w:next w:val="Normal"/>
-    <w:link w:val="Heading3Char"/>
+    <w:basedOn w:val="a"/>
+    <w:next w:val="a"/>
+    <w:link w:val="30"/>
     <w:uiPriority w:val="9"/>
     <w:semiHidden/>
     <w:unhideWhenUsed/>
@@ -2088,11 +2087,11 @@
       <w:szCs w:val="28"/>
     </w:rPr>
   </w:style>
-  <w:style w:type="paragraph" w:styleId="Heading4">
+  <w:style w:type="paragraph" w:styleId="4">
     <w:name w:val="heading 4"/>
-    <w:basedOn w:val="Normal"/>
-    <w:next w:val="Normal"/>
-    <w:link w:val="Heading4Char"/>
+    <w:basedOn w:val="a"/>
+    <w:next w:val="a"/>
+    <w:link w:val="40"/>
     <w:uiPriority w:val="9"/>
     <w:semiHidden/>
     <w:unhideWhenUsed/>
@@ -2111,11 +2110,11 @@
       <w:color w:val="0F4761" w:themeColor="accent1" w:themeShade="BF"/>
     </w:rPr>
   </w:style>
-  <w:style w:type="paragraph" w:styleId="Heading5">
+  <w:style w:type="paragraph" w:styleId="5">
     <w:name w:val="heading 5"/>
-    <w:basedOn w:val="Normal"/>
-    <w:next w:val="Normal"/>
-    <w:link w:val="Heading5Char"/>
+    <w:basedOn w:val="a"/>
+    <w:next w:val="a"/>
+    <w:link w:val="50"/>
     <w:uiPriority w:val="9"/>
     <w:semiHidden/>
     <w:unhideWhenUsed/>
@@ -2132,11 +2131,11 @@
       <w:color w:val="0F4761" w:themeColor="accent1" w:themeShade="BF"/>
     </w:rPr>
   </w:style>
-  <w:style w:type="paragraph" w:styleId="Heading6">
+  <w:style w:type="paragraph" w:styleId="6">
     <w:name w:val="heading 6"/>
-    <w:basedOn w:val="Normal"/>
-    <w:next w:val="Normal"/>
-    <w:link w:val="Heading6Char"/>
+    <w:basedOn w:val="a"/>
+    <w:next w:val="a"/>
+    <w:link w:val="60"/>
     <w:uiPriority w:val="9"/>
     <w:semiHidden/>
     <w:unhideWhenUsed/>
@@ -2155,11 +2154,11 @@
       <w:color w:val="595959" w:themeColor="text1" w:themeTint="A6"/>
     </w:rPr>
   </w:style>
-  <w:style w:type="paragraph" w:styleId="Heading7">
+  <w:style w:type="paragraph" w:styleId="7">
     <w:name w:val="heading 7"/>
-    <w:basedOn w:val="Normal"/>
-    <w:next w:val="Normal"/>
-    <w:link w:val="Heading7Char"/>
+    <w:basedOn w:val="a"/>
+    <w:next w:val="a"/>
+    <w:link w:val="70"/>
     <w:uiPriority w:val="9"/>
     <w:semiHidden/>
     <w:unhideWhenUsed/>
@@ -2176,11 +2175,11 @@
       <w:color w:val="595959" w:themeColor="text1" w:themeTint="A6"/>
     </w:rPr>
   </w:style>
-  <w:style w:type="paragraph" w:styleId="Heading8">
+  <w:style w:type="paragraph" w:styleId="8">
     <w:name w:val="heading 8"/>
-    <w:basedOn w:val="Normal"/>
-    <w:next w:val="Normal"/>
-    <w:link w:val="Heading8Char"/>
+    <w:basedOn w:val="a"/>
+    <w:next w:val="a"/>
+    <w:link w:val="80"/>
     <w:uiPriority w:val="9"/>
     <w:semiHidden/>
     <w:unhideWhenUsed/>
@@ -2199,11 +2198,11 @@
       <w:color w:val="272727" w:themeColor="text1" w:themeTint="D8"/>
     </w:rPr>
   </w:style>
-  <w:style w:type="paragraph" w:styleId="Heading9">
+  <w:style w:type="paragraph" w:styleId="9">
     <w:name w:val="heading 9"/>
-    <w:basedOn w:val="Normal"/>
-    <w:next w:val="Normal"/>
-    <w:link w:val="Heading9Char"/>
+    <w:basedOn w:val="a"/>
+    <w:next w:val="a"/>
+    <w:link w:val="90"/>
     <w:uiPriority w:val="9"/>
     <w:semiHidden/>
     <w:unhideWhenUsed/>
@@ -2220,13 +2219,12 @@
       <w:color w:val="272727" w:themeColor="text1" w:themeTint="D8"/>
     </w:rPr>
   </w:style>
-  <w:style w:type="character" w:default="1" w:styleId="DefaultParagraphFont">
+  <w:style w:type="character" w:default="1" w:styleId="a0">
     <w:name w:val="Default Paragraph Font"/>
     <w:uiPriority w:val="1"/>
-    <w:semiHidden/>
     <w:unhideWhenUsed/>
   </w:style>
-  <w:style w:type="table" w:default="1" w:styleId="TableNormal">
+  <w:style w:type="table" w:default="1" w:styleId="a1">
     <w:name w:val="Normal Table"/>
     <w:uiPriority w:val="99"/>
     <w:semiHidden/>
@@ -2241,16 +2239,16 @@
       </w:tblCellMar>
     </w:tblPr>
   </w:style>
-  <w:style w:type="numbering" w:default="1" w:styleId="NoList">
+  <w:style w:type="numbering" w:default="1" w:styleId="a2">
     <w:name w:val="No List"/>
     <w:uiPriority w:val="99"/>
     <w:semiHidden/>
     <w:unhideWhenUsed/>
   </w:style>
-  <w:style w:type="character" w:customStyle="1" w:styleId="Heading1Char">
-    <w:name w:val="Heading 1 Char"/>
-    <w:basedOn w:val="DefaultParagraphFont"/>
-    <w:link w:val="Heading1"/>
+  <w:style w:type="character" w:customStyle="1" w:styleId="10">
+    <w:name w:val="标题 1 字符"/>
+    <w:basedOn w:val="a0"/>
+    <w:link w:val="1"/>
     <w:uiPriority w:val="9"/>
     <w:rsid w:val="00865032"/>
     <w:rPr>
@@ -2260,10 +2258,10 @@
       <w:szCs w:val="40"/>
     </w:rPr>
   </w:style>
-  <w:style w:type="character" w:customStyle="1" w:styleId="Heading2Char">
-    <w:name w:val="Heading 2 Char"/>
-    <w:basedOn w:val="DefaultParagraphFont"/>
-    <w:link w:val="Heading2"/>
+  <w:style w:type="character" w:customStyle="1" w:styleId="20">
+    <w:name w:val="标题 2 字符"/>
+    <w:basedOn w:val="a0"/>
+    <w:link w:val="2"/>
     <w:uiPriority w:val="9"/>
     <w:semiHidden/>
     <w:rsid w:val="00865032"/>
@@ -2274,10 +2272,10 @@
       <w:szCs w:val="32"/>
     </w:rPr>
   </w:style>
-  <w:style w:type="character" w:customStyle="1" w:styleId="Heading3Char">
-    <w:name w:val="Heading 3 Char"/>
-    <w:basedOn w:val="DefaultParagraphFont"/>
-    <w:link w:val="Heading3"/>
+  <w:style w:type="character" w:customStyle="1" w:styleId="30">
+    <w:name w:val="标题 3 字符"/>
+    <w:basedOn w:val="a0"/>
+    <w:link w:val="3"/>
     <w:uiPriority w:val="9"/>
     <w:semiHidden/>
     <w:rsid w:val="00865032"/>
@@ -2288,10 +2286,10 @@
       <w:szCs w:val="28"/>
     </w:rPr>
   </w:style>
-  <w:style w:type="character" w:customStyle="1" w:styleId="Heading4Char">
-    <w:name w:val="Heading 4 Char"/>
-    <w:basedOn w:val="DefaultParagraphFont"/>
-    <w:link w:val="Heading4"/>
+  <w:style w:type="character" w:customStyle="1" w:styleId="40">
+    <w:name w:val="标题 4 字符"/>
+    <w:basedOn w:val="a0"/>
+    <w:link w:val="4"/>
     <w:uiPriority w:val="9"/>
     <w:semiHidden/>
     <w:rsid w:val="00865032"/>
@@ -2302,10 +2300,10 @@
       <w:color w:val="0F4761" w:themeColor="accent1" w:themeShade="BF"/>
     </w:rPr>
   </w:style>
-  <w:style w:type="character" w:customStyle="1" w:styleId="Heading5Char">
-    <w:name w:val="Heading 5 Char"/>
-    <w:basedOn w:val="DefaultParagraphFont"/>
-    <w:link w:val="Heading5"/>
+  <w:style w:type="character" w:customStyle="1" w:styleId="50">
+    <w:name w:val="标题 5 字符"/>
+    <w:basedOn w:val="a0"/>
+    <w:link w:val="5"/>
     <w:uiPriority w:val="9"/>
     <w:semiHidden/>
     <w:rsid w:val="00865032"/>
@@ -2314,10 +2312,10 @@
       <w:color w:val="0F4761" w:themeColor="accent1" w:themeShade="BF"/>
     </w:rPr>
   </w:style>
-  <w:style w:type="character" w:customStyle="1" w:styleId="Heading6Char">
-    <w:name w:val="Heading 6 Char"/>
-    <w:basedOn w:val="DefaultParagraphFont"/>
-    <w:link w:val="Heading6"/>
+  <w:style w:type="character" w:customStyle="1" w:styleId="60">
+    <w:name w:val="标题 6 字符"/>
+    <w:basedOn w:val="a0"/>
+    <w:link w:val="6"/>
     <w:uiPriority w:val="9"/>
     <w:semiHidden/>
     <w:rsid w:val="00865032"/>
@@ -2328,10 +2326,10 @@
       <w:color w:val="595959" w:themeColor="text1" w:themeTint="A6"/>
     </w:rPr>
   </w:style>
-  <w:style w:type="character" w:customStyle="1" w:styleId="Heading7Char">
-    <w:name w:val="Heading 7 Char"/>
-    <w:basedOn w:val="DefaultParagraphFont"/>
-    <w:link w:val="Heading7"/>
+  <w:style w:type="character" w:customStyle="1" w:styleId="70">
+    <w:name w:val="标题 7 字符"/>
+    <w:basedOn w:val="a0"/>
+    <w:link w:val="7"/>
     <w:uiPriority w:val="9"/>
     <w:semiHidden/>
     <w:rsid w:val="00865032"/>
@@ -2340,10 +2338,10 @@
       <w:color w:val="595959" w:themeColor="text1" w:themeTint="A6"/>
     </w:rPr>
   </w:style>
-  <w:style w:type="character" w:customStyle="1" w:styleId="Heading8Char">
-    <w:name w:val="Heading 8 Char"/>
-    <w:basedOn w:val="DefaultParagraphFont"/>
-    <w:link w:val="Heading8"/>
+  <w:style w:type="character" w:customStyle="1" w:styleId="80">
+    <w:name w:val="标题 8 字符"/>
+    <w:basedOn w:val="a0"/>
+    <w:link w:val="8"/>
     <w:uiPriority w:val="9"/>
     <w:semiHidden/>
     <w:rsid w:val="00865032"/>
@@ -2354,10 +2352,10 @@
       <w:color w:val="272727" w:themeColor="text1" w:themeTint="D8"/>
     </w:rPr>
   </w:style>
-  <w:style w:type="character" w:customStyle="1" w:styleId="Heading9Char">
-    <w:name w:val="Heading 9 Char"/>
-    <w:basedOn w:val="DefaultParagraphFont"/>
-    <w:link w:val="Heading9"/>
+  <w:style w:type="character" w:customStyle="1" w:styleId="90">
+    <w:name w:val="标题 9 字符"/>
+    <w:basedOn w:val="a0"/>
+    <w:link w:val="9"/>
     <w:uiPriority w:val="9"/>
     <w:semiHidden/>
     <w:rsid w:val="00865032"/>
@@ -2366,11 +2364,11 @@
       <w:color w:val="272727" w:themeColor="text1" w:themeTint="D8"/>
     </w:rPr>
   </w:style>
-  <w:style w:type="paragraph" w:styleId="Title">
+  <w:style w:type="paragraph" w:styleId="a3">
     <w:name w:val="Title"/>
-    <w:basedOn w:val="Normal"/>
-    <w:next w:val="Normal"/>
-    <w:link w:val="TitleChar"/>
+    <w:basedOn w:val="a"/>
+    <w:next w:val="a"/>
+    <w:link w:val="a4"/>
     <w:uiPriority w:val="10"/>
     <w:qFormat/>
     <w:rsid w:val="00865032"/>
@@ -2386,10 +2384,10 @@
       <w:szCs w:val="56"/>
     </w:rPr>
   </w:style>
-  <w:style w:type="character" w:customStyle="1" w:styleId="TitleChar">
-    <w:name w:val="Title Char"/>
-    <w:basedOn w:val="DefaultParagraphFont"/>
-    <w:link w:val="Title"/>
+  <w:style w:type="character" w:customStyle="1" w:styleId="a4">
+    <w:name w:val="标题 字符"/>
+    <w:basedOn w:val="a0"/>
+    <w:link w:val="a3"/>
     <w:uiPriority w:val="10"/>
     <w:rsid w:val="00865032"/>
     <w:rPr>
@@ -2400,11 +2398,11 @@
       <w:szCs w:val="56"/>
     </w:rPr>
   </w:style>
-  <w:style w:type="paragraph" w:styleId="Subtitle">
+  <w:style w:type="paragraph" w:styleId="a5">
     <w:name w:val="Subtitle"/>
-    <w:basedOn w:val="Normal"/>
-    <w:next w:val="Normal"/>
-    <w:link w:val="SubtitleChar"/>
+    <w:basedOn w:val="a"/>
+    <w:next w:val="a"/>
+    <w:link w:val="a6"/>
     <w:uiPriority w:val="11"/>
     <w:qFormat/>
     <w:rsid w:val="00865032"/>
@@ -2421,10 +2419,10 @@
       <w:szCs w:val="28"/>
     </w:rPr>
   </w:style>
-  <w:style w:type="character" w:customStyle="1" w:styleId="SubtitleChar">
-    <w:name w:val="Subtitle Char"/>
-    <w:basedOn w:val="DefaultParagraphFont"/>
-    <w:link w:val="Subtitle"/>
+  <w:style w:type="character" w:customStyle="1" w:styleId="a6">
+    <w:name w:val="副标题 字符"/>
+    <w:basedOn w:val="a0"/>
+    <w:link w:val="a5"/>
     <w:uiPriority w:val="11"/>
     <w:rsid w:val="00865032"/>
     <w:rPr>
@@ -2435,11 +2433,11 @@
       <w:szCs w:val="28"/>
     </w:rPr>
   </w:style>
-  <w:style w:type="paragraph" w:styleId="Quote">
+  <w:style w:type="paragraph" w:styleId="a7">
     <w:name w:val="Quote"/>
-    <w:basedOn w:val="Normal"/>
-    <w:next w:val="Normal"/>
-    <w:link w:val="QuoteChar"/>
+    <w:basedOn w:val="a"/>
+    <w:next w:val="a"/>
+    <w:link w:val="a8"/>
     <w:uiPriority w:val="29"/>
     <w:qFormat/>
     <w:rsid w:val="00865032"/>
@@ -2453,10 +2451,10 @@
       <w:color w:val="404040" w:themeColor="text1" w:themeTint="BF"/>
     </w:rPr>
   </w:style>
-  <w:style w:type="character" w:customStyle="1" w:styleId="QuoteChar">
-    <w:name w:val="Quote Char"/>
-    <w:basedOn w:val="DefaultParagraphFont"/>
-    <w:link w:val="Quote"/>
+  <w:style w:type="character" w:customStyle="1" w:styleId="a8">
+    <w:name w:val="引用 字符"/>
+    <w:basedOn w:val="a0"/>
+    <w:link w:val="a7"/>
     <w:uiPriority w:val="29"/>
     <w:rsid w:val="00865032"/>
     <w:rPr>
@@ -2465,9 +2463,9 @@
       <w:color w:val="404040" w:themeColor="text1" w:themeTint="BF"/>
     </w:rPr>
   </w:style>
-  <w:style w:type="paragraph" w:styleId="ListParagraph">
+  <w:style w:type="paragraph" w:styleId="a9">
     <w:name w:val="List Paragraph"/>
-    <w:basedOn w:val="Normal"/>
+    <w:basedOn w:val="a"/>
     <w:uiPriority w:val="34"/>
     <w:qFormat/>
     <w:rsid w:val="00865032"/>
@@ -2476,9 +2474,9 @@
       <w:contextualSpacing/>
     </w:pPr>
   </w:style>
-  <w:style w:type="character" w:styleId="IntenseEmphasis">
+  <w:style w:type="character" w:styleId="aa">
     <w:name w:val="Intense Emphasis"/>
-    <w:basedOn w:val="DefaultParagraphFont"/>
+    <w:basedOn w:val="a0"/>
     <w:uiPriority w:val="21"/>
     <w:qFormat/>
     <w:rsid w:val="00865032"/>
@@ -2488,11 +2486,11 @@
       <w:color w:val="0F4761" w:themeColor="accent1" w:themeShade="BF"/>
     </w:rPr>
   </w:style>
-  <w:style w:type="paragraph" w:styleId="IntenseQuote">
+  <w:style w:type="paragraph" w:styleId="ab">
     <w:name w:val="Intense Quote"/>
-    <w:basedOn w:val="Normal"/>
-    <w:next w:val="Normal"/>
-    <w:link w:val="IntenseQuoteChar"/>
+    <w:basedOn w:val="a"/>
+    <w:next w:val="a"/>
+    <w:link w:val="ac"/>
     <w:uiPriority w:val="30"/>
     <w:qFormat/>
     <w:rsid w:val="00865032"/>
@@ -2511,10 +2509,10 @@
       <w:color w:val="0F4761" w:themeColor="accent1" w:themeShade="BF"/>
     </w:rPr>
   </w:style>
-  <w:style w:type="character" w:customStyle="1" w:styleId="IntenseQuoteChar">
-    <w:name w:val="Intense Quote Char"/>
-    <w:basedOn w:val="DefaultParagraphFont"/>
-    <w:link w:val="IntenseQuote"/>
+  <w:style w:type="character" w:customStyle="1" w:styleId="ac">
+    <w:name w:val="明显引用 字符"/>
+    <w:basedOn w:val="a0"/>
+    <w:link w:val="ab"/>
     <w:uiPriority w:val="30"/>
     <w:rsid w:val="00865032"/>
     <w:rPr>
@@ -2523,9 +2521,9 @@
       <w:color w:val="0F4761" w:themeColor="accent1" w:themeShade="BF"/>
     </w:rPr>
   </w:style>
-  <w:style w:type="character" w:styleId="IntenseReference">
+  <w:style w:type="character" w:styleId="ad">
     <w:name w:val="Intense Reference"/>
-    <w:basedOn w:val="DefaultParagraphFont"/>
+    <w:basedOn w:val="a0"/>
     <w:uiPriority w:val="32"/>
     <w:qFormat/>
     <w:rsid w:val="00865032"/>

--- a/Abstract.docx
+++ b/Abstract.docx
@@ -4,11 +4,8 @@
   <w:body>
     <w:p>
       <w:pPr>
-        <w:pStyle w:val="1"/>
+        <w:pStyle w:val="Heading1"/>
         <w:jc w:val="center"/>
-        <w:rPr>
-          <w:rFonts w:hint="eastAsia"/>
-        </w:rPr>
       </w:pPr>
       <w:r>
         <w:rPr>
@@ -20,9 +17,6 @@
     <w:p>
       <w:pPr>
         <w:jc w:val="center"/>
-        <w:rPr>
-          <w:rFonts w:hint="eastAsia"/>
-        </w:rPr>
       </w:pPr>
       <w:r>
         <w:rPr>
@@ -34,9 +28,6 @@
     <w:p>
       <w:pPr>
         <w:jc w:val="center"/>
-        <w:rPr>
-          <w:rFonts w:hint="eastAsia"/>
-        </w:rPr>
       </w:pPr>
       <w:r>
         <w:rPr>
@@ -48,15 +39,16 @@
         <w:rPr>
           <w:rFonts w:hint="eastAsia"/>
         </w:rPr>
-        <w:t>-2025.5.24</w:t>
+        <w:t>-2025.5.2</w:t>
+      </w:r>
+      <w:r>
+        <w:rPr>
+          <w:rFonts w:hint="eastAsia"/>
+        </w:rPr>
+        <w:t>6</w:t>
       </w:r>
     </w:p>
     <w:p>
-      <w:pPr>
-        <w:rPr>
-          <w:rFonts w:hint="eastAsia"/>
-        </w:rPr>
-      </w:pPr>
       <w:r>
         <w:t>空间音频的核心在于为每个声源-听者组合，计算出包含反射、绕射、遮挡等特征的空间脉冲响应（IR），并结合耳部传递函数（HRIR）进行卷积，从而在听者耳中再现真实的</w:t>
       </w:r>
@@ -73,27 +65,87 @@
       <w:pPr>
         <w:ind w:firstLine="360"/>
         <w:jc w:val="both"/>
-        <w:rPr>
-          <w:rFonts w:hint="eastAsia"/>
-        </w:rPr>
-      </w:pPr>
-      <w:r>
-        <w:rPr>
-          <w:rFonts w:hint="eastAsia"/>
-        </w:rPr>
-        <w:t xml:space="preserve">Currently, audio systems of mainstream game engines are </w:t>
-      </w:r>
-      <w:r>
-        <w:rPr>
-          <w:rFonts w:hint="eastAsia"/>
-        </w:rPr>
-        <w:t xml:space="preserve">volume-based and </w:t>
-      </w:r>
-      <w:r>
-        <w:rPr>
-          <w:rFonts w:hint="eastAsia"/>
-        </w:rPr>
-        <w:t xml:space="preserve">spatialize audio by panning. </w:t>
+      </w:pPr>
+      <w:r>
+        <w:rPr>
+          <w:rFonts w:hint="eastAsia"/>
+        </w:rPr>
+        <w:t xml:space="preserve">Currently, audio systems of mainstream game engines </w:t>
+      </w:r>
+      <w:r>
+        <w:rPr>
+          <w:rFonts w:hint="eastAsia"/>
+        </w:rPr>
+        <w:t>localize</w:t>
+      </w:r>
+      <w:r>
+        <w:rPr>
+          <w:rFonts w:hint="eastAsia"/>
+        </w:rPr>
+        <w:t xml:space="preserve"> audio by panning. </w:t>
+      </w:r>
+      <w:r>
+        <w:rPr>
+          <w:rFonts w:hint="eastAsia"/>
+        </w:rPr>
+        <w:t xml:space="preserve">Audio panning is a cheap and fast way of providing basic directional information for the listener, but it is not the actual representation of how </w:t>
+      </w:r>
+      <w:r>
+        <w:t>humans</w:t>
+      </w:r>
+      <w:r>
+        <w:rPr>
+          <w:rFonts w:hint="eastAsia"/>
+        </w:rPr>
+        <w:t xml:space="preserve"> localize sound in the real world.</w:t>
+      </w:r>
+      <w:r>
+        <w:rPr>
+          <w:rFonts w:hint="eastAsia"/>
+        </w:rPr>
+        <w:t xml:space="preserve"> Common drawbacks of audio panning </w:t>
+      </w:r>
+      <w:r>
+        <w:t>are</w:t>
+      </w:r>
+      <w:r>
+        <w:rPr>
+          <w:rFonts w:hint="eastAsia"/>
+        </w:rPr>
+        <w:t xml:space="preserve"> the failure of localizing rear sound sources, the failure of distinguishing</w:t>
+      </w:r>
+      <w:r>
+        <w:rPr>
+          <w:rFonts w:hint="eastAsia"/>
+        </w:rPr>
+        <w:t xml:space="preserve"> sounds</w:t>
+      </w:r>
+      <w:r>
+        <w:rPr>
+          <w:rFonts w:hint="eastAsia"/>
+        </w:rPr>
+        <w:t xml:space="preserve"> between above and below the listener, and the </w:t>
+      </w:r>
+      <w:r>
+        <w:rPr>
+          <w:rFonts w:hint="eastAsia"/>
+        </w:rPr>
+        <w:t xml:space="preserve">strong artifact when the sound is in </w:t>
+      </w:r>
+      <w:r>
+        <w:t>the leftmost</w:t>
+      </w:r>
+      <w:r>
+        <w:rPr>
+          <w:rFonts w:hint="eastAsia"/>
+        </w:rPr>
+        <w:t xml:space="preserve"> or rightmost direction.</w:t>
+      </w:r>
+      <w:r>
+        <w:rPr>
+          <w:rFonts w:hint="eastAsia"/>
+        </w:rPr>
+        <w:t xml:space="preserve"> </w:t>
       </w:r>
       <w:r>
         <w:rPr>
@@ -123,7 +175,19 @@
         <w:rPr>
           <w:rFonts w:hint="eastAsia"/>
         </w:rPr>
-        <w:t xml:space="preserve">the sound inside a specific volume will apply </w:t>
+        <w:t xml:space="preserve">the sound inside a specific </w:t>
+      </w:r>
+      <w:r>
+        <w:rPr>
+          <w:rFonts w:hint="eastAsia"/>
+        </w:rPr>
+        <w:t>space</w:t>
+      </w:r>
+      <w:r>
+        <w:rPr>
+          <w:rFonts w:hint="eastAsia"/>
+        </w:rPr>
+        <w:t xml:space="preserve"> will apply </w:t>
       </w:r>
       <w:r>
         <w:t>corresponding</w:t>
@@ -138,6 +202,21 @@
         <w:rPr>
           <w:rFonts w:hint="eastAsia"/>
         </w:rPr>
+        <w:t xml:space="preserve">, regardless of the specific geometric </w:t>
+      </w:r>
+      <w:r>
+        <w:t>structure</w:t>
+      </w:r>
+      <w:r>
+        <w:rPr>
+          <w:rFonts w:hint="eastAsia"/>
+        </w:rPr>
+        <w:t xml:space="preserve"> of the space and the physical properties of the surfaces</w:t>
+      </w:r>
+      <w:r>
+        <w:rPr>
+          <w:rFonts w:hint="eastAsia"/>
+        </w:rPr>
         <w:t>.</w:t>
       </w:r>
       <w:r>
@@ -159,7 +238,27 @@
         <w:rPr>
           <w:rFonts w:hint="eastAsia"/>
         </w:rPr>
-        <w:t xml:space="preserve"> are often inaccurate with regard to spatialization</w:t>
+        <w:t xml:space="preserve"> are often inaccurate </w:t>
+      </w:r>
+      <w:proofErr w:type="gramStart"/>
+      <w:r>
+        <w:rPr>
+          <w:rFonts w:hint="eastAsia"/>
+        </w:rPr>
+        <w:t>with regard to</w:t>
+      </w:r>
+      <w:proofErr w:type="gramEnd"/>
+      <w:r>
+        <w:rPr>
+          <w:rFonts w:hint="eastAsia"/>
+        </w:rPr>
+        <w:t xml:space="preserve"> spatialization</w:t>
+      </w:r>
+      <w:r>
+        <w:rPr>
+          <w:rFonts w:hint="eastAsia"/>
+        </w:rPr>
+        <w:t>, immersion,</w:t>
       </w:r>
       <w:r>
         <w:rPr>
@@ -207,21 +306,7 @@
         <w:rPr>
           <w:rFonts w:hint="eastAsia"/>
         </w:rPr>
-        <w:t xml:space="preserve"> Physically, soundwaves and light can both be interpreted as waves. Therefore, they </w:t>
-      </w:r>
-      <w:proofErr w:type="spellStart"/>
-      <w:r>
-        <w:rPr>
-          <w:rFonts w:hint="eastAsia"/>
-        </w:rPr>
-        <w:t>havea</w:t>
-      </w:r>
-      <w:proofErr w:type="spellEnd"/>
-      <w:r>
-        <w:rPr>
-          <w:rFonts w:hint="eastAsia"/>
-        </w:rPr>
-        <w:t xml:space="preserve"> lot physical properties in common and many mature technologies</w:t>
+        <w:t xml:space="preserve"> Physically, soundwaves and light can both be interpreted as waves. Therefore, they have</w:t>
       </w:r>
       <w:r>
         <w:rPr>
@@ -233,6 +318,27 @@
         <w:rPr>
           <w:rFonts w:hint="eastAsia"/>
         </w:rPr>
+        <w:t xml:space="preserve">a </w:t>
+      </w:r>
+      <w:r>
+        <w:t>lot of</w:t>
+      </w:r>
+      <w:r>
+        <w:rPr>
+          <w:rFonts w:hint="eastAsia"/>
+        </w:rPr>
+        <w:t xml:space="preserve"> physical properties in common and many mature technologies</w:t>
+      </w:r>
+      <w:r>
+        <w:rPr>
+          <w:rFonts w:hint="eastAsia"/>
+        </w:rPr>
+        <w:t xml:space="preserve"> </w:t>
+      </w:r>
+      <w:r>
+        <w:rPr>
+          <w:rFonts w:hint="eastAsia"/>
+        </w:rPr>
         <w:t>for graphical raytracing can be directly implemented for audio raytracing.</w:t>
       </w:r>
       <w:r>
@@ -254,7 +360,19 @@
         <w:rPr>
           <w:rFonts w:hint="eastAsia"/>
         </w:rPr>
-        <w:t>th a ray-traced spatial audio system, game engine will calculate soundwaves by rays, just like graphical raytracing.</w:t>
+        <w:t>th a ray-traced spatial audio system, game engine will calculate sounds by rays</w:t>
+      </w:r>
+      <w:r>
+        <w:rPr>
+          <w:rFonts w:hint="eastAsia"/>
+        </w:rPr>
+        <w:t xml:space="preserve"> and consider sound emission as numerous sound particles contain a certain amount of energy</w:t>
+      </w:r>
+      <w:r>
+        <w:rPr>
+          <w:rFonts w:hint="eastAsia"/>
+        </w:rPr>
+        <w:t>, just like graphical raytracing.</w:t>
       </w:r>
       <w:r>
         <w:rPr>
@@ -265,15 +383,12 @@
     </w:p>
     <w:p>
       <w:pPr>
-        <w:pStyle w:val="a9"/>
+        <w:pStyle w:val="ListParagraph"/>
         <w:numPr>
           <w:ilvl w:val="0"/>
           <w:numId w:val="1"/>
         </w:numPr>
         <w:jc w:val="both"/>
-        <w:rPr>
-          <w:rFonts w:hint="eastAsia"/>
-        </w:rPr>
       </w:pPr>
       <w:r>
         <w:rPr>
@@ -306,7 +421,19 @@
         <w:rPr>
           <w:rFonts w:hint="eastAsia"/>
         </w:rPr>
-        <w:t xml:space="preserve"> panning to adjust sound position, the sound ray </w:t>
+        <w:t xml:space="preserve"> panning to </w:t>
+      </w:r>
+      <w:r>
+        <w:rPr>
+          <w:rFonts w:hint="eastAsia"/>
+        </w:rPr>
+        <w:t>provide directional information</w:t>
+      </w:r>
+      <w:r>
+        <w:rPr>
+          <w:rFonts w:hint="eastAsia"/>
+        </w:rPr>
+        <w:t xml:space="preserve">, the sound ray </w:t>
       </w:r>
       <w:r>
         <w:t>that</w:t>
@@ -336,20 +463,35 @@
         <w:rPr>
           <w:rFonts w:hint="eastAsia"/>
         </w:rPr>
-        <w:t xml:space="preserve"> With the important information, HRTF will be applied to generate accurate spatial audio for the listeners.</w:t>
+        <w:t xml:space="preserve"> With the important information, HRTF will be applied to generate accurate </w:t>
+      </w:r>
+      <w:r>
+        <w:rPr>
+          <w:rFonts w:hint="eastAsia"/>
+        </w:rPr>
+        <w:t>direction</w:t>
+      </w:r>
+      <w:r>
+        <w:rPr>
+          <w:rFonts w:hint="eastAsia"/>
+        </w:rPr>
+        <w:t xml:space="preserve"> information</w:t>
+      </w:r>
+      <w:r>
+        <w:rPr>
+          <w:rFonts w:hint="eastAsia"/>
+        </w:rPr>
+        <w:t xml:space="preserve"> for the listeners.</w:t>
       </w:r>
     </w:p>
     <w:p>
       <w:pPr>
-        <w:pStyle w:val="a9"/>
+        <w:pStyle w:val="ListParagraph"/>
         <w:numPr>
           <w:ilvl w:val="0"/>
           <w:numId w:val="1"/>
         </w:numPr>
         <w:jc w:val="both"/>
-        <w:rPr>
-          <w:rFonts w:hint="eastAsia"/>
-        </w:rPr>
       </w:pPr>
       <w:r>
         <w:rPr>
@@ -396,15 +538,12 @@
     </w:p>
     <w:p>
       <w:pPr>
-        <w:pStyle w:val="a9"/>
+        <w:pStyle w:val="ListParagraph"/>
         <w:numPr>
           <w:ilvl w:val="0"/>
           <w:numId w:val="1"/>
         </w:numPr>
         <w:jc w:val="both"/>
-        <w:rPr>
-          <w:rFonts w:hint="eastAsia"/>
-        </w:rPr>
       </w:pPr>
       <w:r>
         <w:rPr>
@@ -437,7 +576,14 @@
         <w:rPr>
           <w:rFonts w:hint="eastAsia"/>
         </w:rPr>
-        <w:t>80 milliseconds after the direct sound is heard by the listener, and it is usually heard by only one or two times of reflections.</w:t>
+        <w:t xml:space="preserve">80 milliseconds after the direct sound is heard by the listener, and it is usually heard </w:t>
+      </w:r>
+      <w:r>
+        <w:rPr>
+          <w:rFonts w:hint="eastAsia"/>
+        </w:rPr>
+        <w:lastRenderedPageBreak/>
+        <w:t>by only one or two times of reflections.</w:t>
       </w:r>
       <w:r>
         <w:rPr>
@@ -460,15 +606,12 @@
     </w:p>
     <w:p>
       <w:pPr>
-        <w:pStyle w:val="a9"/>
+        <w:pStyle w:val="ListParagraph"/>
         <w:numPr>
           <w:ilvl w:val="0"/>
           <w:numId w:val="1"/>
         </w:numPr>
         <w:jc w:val="both"/>
-        <w:rPr>
-          <w:rFonts w:hint="eastAsia"/>
-        </w:rPr>
       </w:pPr>
       <w:r>
         <w:rPr>
@@ -492,14 +635,7 @@
         <w:rPr>
           <w:rFonts w:hint="eastAsia"/>
         </w:rPr>
-        <w:t xml:space="preserve"> Low-frequency sounds are easier to be diffracted while high-frequency sounds are more prone to be </w:t>
-      </w:r>
-      <w:r>
-        <w:rPr>
-          <w:rFonts w:hint="eastAsia"/>
-        </w:rPr>
-        <w:lastRenderedPageBreak/>
-        <w:t>reflected are obstructed.</w:t>
+        <w:t xml:space="preserve"> Low-frequency sounds are easier to be diffracted while high-frequency sounds are more prone to be reflected are obstructed.</w:t>
       </w:r>
       <w:r>
         <w:rPr>
@@ -524,9 +660,6 @@
       <w:pPr>
         <w:ind w:firstLine="360"/>
         <w:jc w:val="both"/>
-        <w:rPr>
-          <w:rFonts w:hint="eastAsia"/>
-        </w:rPr>
       </w:pPr>
       <w:r>
         <w:rPr>
@@ -537,15 +670,12 @@
     </w:p>
     <w:p>
       <w:pPr>
-        <w:pStyle w:val="a9"/>
+        <w:pStyle w:val="ListParagraph"/>
         <w:numPr>
           <w:ilvl w:val="0"/>
           <w:numId w:val="2"/>
         </w:numPr>
         <w:jc w:val="both"/>
-        <w:rPr>
-          <w:rFonts w:hint="eastAsia"/>
-        </w:rPr>
       </w:pPr>
       <w:r>
         <w:rPr>
@@ -666,9 +796,6 @@
       <w:pPr>
         <w:ind w:firstLine="360"/>
         <w:jc w:val="both"/>
-        <w:rPr>
-          <w:rFonts w:hint="eastAsia"/>
-        </w:rPr>
       </w:pPr>
       <w:r>
         <w:rPr>
@@ -765,9 +892,6 @@
       <w:pPr>
         <w:ind w:firstLine="360"/>
         <w:jc w:val="both"/>
-        <w:rPr>
-          <w:rFonts w:hint="eastAsia"/>
-        </w:rPr>
       </w:pPr>
       <w:r>
         <w:rPr>
@@ -778,15 +902,12 @@
     </w:p>
     <w:p>
       <w:pPr>
-        <w:pStyle w:val="a9"/>
+        <w:pStyle w:val="ListParagraph"/>
         <w:numPr>
           <w:ilvl w:val="0"/>
           <w:numId w:val="3"/>
         </w:numPr>
         <w:jc w:val="both"/>
-        <w:rPr>
-          <w:rFonts w:hint="eastAsia"/>
-        </w:rPr>
       </w:pPr>
       <w:r>
         <w:rPr>
@@ -812,15 +933,12 @@
     </w:p>
     <w:p>
       <w:pPr>
-        <w:pStyle w:val="a9"/>
+        <w:pStyle w:val="ListParagraph"/>
         <w:numPr>
           <w:ilvl w:val="0"/>
           <w:numId w:val="3"/>
         </w:numPr>
         <w:jc w:val="both"/>
-        <w:rPr>
-          <w:rFonts w:hint="eastAsia"/>
-        </w:rPr>
       </w:pPr>
       <w:r>
         <w:rPr>
@@ -868,20 +986,24 @@
         <w:rPr>
           <w:rFonts w:hint="eastAsia"/>
         </w:rPr>
-        <w:t xml:space="preserve"> Distant sounds or unimportant sounds will not bother the player too much; therefore, there will not be significant differences if raytracing techniques are not applied to them but traditional ways instead.</w:t>
+        <w:t xml:space="preserve"> Distant sounds or unimportant sounds will not bother the player too much; therefore, there will not be significant differences if raytracing techniques are not applied to them but traditional ways </w:t>
+      </w:r>
+      <w:r>
+        <w:rPr>
+          <w:rFonts w:hint="eastAsia"/>
+        </w:rPr>
+        <w:lastRenderedPageBreak/>
+        <w:t>instead.</w:t>
       </w:r>
     </w:p>
     <w:p>
       <w:pPr>
-        <w:pStyle w:val="a9"/>
+        <w:pStyle w:val="ListParagraph"/>
         <w:numPr>
           <w:ilvl w:val="0"/>
           <w:numId w:val="3"/>
         </w:numPr>
         <w:jc w:val="both"/>
-        <w:rPr>
-          <w:rFonts w:hint="eastAsia"/>
-        </w:rPr>
       </w:pPr>
       <w:r>
         <w:rPr>
@@ -915,22 +1037,12 @@
       <w:pPr>
         <w:ind w:firstLine="360"/>
         <w:jc w:val="both"/>
-        <w:rPr>
-          <w:rFonts w:hint="eastAsia"/>
-        </w:rPr>
-      </w:pPr>
-      <w:r>
-        <w:rPr>
-          <w:rFonts w:hint="eastAsia"/>
-        </w:rPr>
-        <w:t xml:space="preserve">The meaning of ray-traced spatial audio system is similar to graphical raytracing. Graphical raytracing consumes so much performance just to provide a more physically </w:t>
-      </w:r>
-      <w:r>
-        <w:rPr>
-          <w:rFonts w:hint="eastAsia"/>
-        </w:rPr>
-        <w:lastRenderedPageBreak/>
-        <w:t>accurate virtual world, and so does audio raytracing. A</w:t>
+      </w:pPr>
+      <w:r>
+        <w:rPr>
+          <w:rFonts w:hint="eastAsia"/>
+        </w:rPr>
+        <w:t>The meaning of ray-traced spatial audio system is similar to graphical raytracing. Graphical raytracing consumes so much performance just to provide a more physically accurate virtual world, and so does audio raytracing. A</w:t>
       </w:r>
       <w:r>
         <w:t>u</w:t>
@@ -954,9 +1066,6 @@
     <w:p>
       <w:pPr>
         <w:widowControl/>
-        <w:rPr>
-          <w:rFonts w:hint="eastAsia"/>
-        </w:rPr>
       </w:pPr>
       <w:r>
         <w:br w:type="page"/>
@@ -966,7 +1075,6 @@
       <w:pPr>
         <w:jc w:val="center"/>
         <w:rPr>
-          <w:rFonts w:hint="eastAsia"/>
           <w:b/>
           <w:bCs/>
         </w:rPr>
@@ -993,9 +1101,6 @@
       <w:pPr>
         <w:ind w:firstLine="720"/>
         <w:jc w:val="both"/>
-        <w:rPr>
-          <w:rFonts w:hint="eastAsia"/>
-        </w:rPr>
       </w:pPr>
       <w:r>
         <w:rPr>
@@ -1083,7 +1188,6 @@
       <w:pPr>
         <w:jc w:val="center"/>
         <w:rPr>
-          <w:rFonts w:hint="eastAsia"/>
           <w:b/>
           <w:bCs/>
         </w:rPr>
@@ -1098,11 +1202,6 @@
       </w:r>
     </w:p>
     <w:p>
-      <w:pPr>
-        <w:rPr>
-          <w:rFonts w:hint="eastAsia"/>
-        </w:rPr>
-      </w:pPr>
       <w:r>
         <w:tab/>
       </w:r>
@@ -1177,7 +1276,6 @@
       <w:pPr>
         <w:jc w:val="center"/>
         <w:rPr>
-          <w:rFonts w:hint="eastAsia"/>
           <w:b/>
           <w:bCs/>
         </w:rPr>
@@ -1192,11 +1290,6 @@
       </w:r>
     </w:p>
     <w:p>
-      <w:pPr>
-        <w:rPr>
-          <w:rFonts w:hint="eastAsia"/>
-        </w:rPr>
-      </w:pPr>
       <w:r>
         <w:tab/>
       </w:r>
@@ -2013,18 +2106,18 @@
     <w:lsdException w:name="Unresolved Mention" w:semiHidden="1" w:unhideWhenUsed="1"/>
     <w:lsdException w:name="Smart Link" w:semiHidden="1" w:unhideWhenUsed="1"/>
   </w:latentStyles>
-  <w:style w:type="paragraph" w:default="1" w:styleId="a">
+  <w:style w:type="paragraph" w:default="1" w:styleId="Normal">
     <w:name w:val="Normal"/>
     <w:qFormat/>
     <w:pPr>
       <w:widowControl w:val="0"/>
     </w:pPr>
   </w:style>
-  <w:style w:type="paragraph" w:styleId="1">
+  <w:style w:type="paragraph" w:styleId="Heading1">
     <w:name w:val="heading 1"/>
-    <w:basedOn w:val="a"/>
-    <w:next w:val="a"/>
-    <w:link w:val="10"/>
+    <w:basedOn w:val="Normal"/>
+    <w:next w:val="Normal"/>
+    <w:link w:val="Heading1Char"/>
     <w:uiPriority w:val="9"/>
     <w:qFormat/>
     <w:rsid w:val="00865032"/>
@@ -2041,11 +2134,11 @@
       <w:szCs w:val="40"/>
     </w:rPr>
   </w:style>
-  <w:style w:type="paragraph" w:styleId="2">
+  <w:style w:type="paragraph" w:styleId="Heading2">
     <w:name w:val="heading 2"/>
-    <w:basedOn w:val="a"/>
-    <w:next w:val="a"/>
-    <w:link w:val="20"/>
+    <w:basedOn w:val="Normal"/>
+    <w:next w:val="Normal"/>
+    <w:link w:val="Heading2Char"/>
     <w:uiPriority w:val="9"/>
     <w:semiHidden/>
     <w:unhideWhenUsed/>
@@ -2064,11 +2157,11 @@
       <w:szCs w:val="32"/>
     </w:rPr>
   </w:style>
-  <w:style w:type="paragraph" w:styleId="3">
+  <w:style w:type="paragraph" w:styleId="Heading3">
     <w:name w:val="heading 3"/>
-    <w:basedOn w:val="a"/>
-    <w:next w:val="a"/>
-    <w:link w:val="30"/>
+    <w:basedOn w:val="Normal"/>
+    <w:next w:val="Normal"/>
+    <w:link w:val="Heading3Char"/>
     <w:uiPriority w:val="9"/>
     <w:semiHidden/>
     <w:unhideWhenUsed/>
@@ -2087,11 +2180,11 @@
       <w:szCs w:val="28"/>
     </w:rPr>
   </w:style>
-  <w:style w:type="paragraph" w:styleId="4">
+  <w:style w:type="paragraph" w:styleId="Heading4">
     <w:name w:val="heading 4"/>
-    <w:basedOn w:val="a"/>
-    <w:next w:val="a"/>
-    <w:link w:val="40"/>
+    <w:basedOn w:val="Normal"/>
+    <w:next w:val="Normal"/>
+    <w:link w:val="Heading4Char"/>
     <w:uiPriority w:val="9"/>
     <w:semiHidden/>
     <w:unhideWhenUsed/>
@@ -2110,11 +2203,11 @@
       <w:color w:val="0F4761" w:themeColor="accent1" w:themeShade="BF"/>
     </w:rPr>
   </w:style>
-  <w:style w:type="paragraph" w:styleId="5">
+  <w:style w:type="paragraph" w:styleId="Heading5">
     <w:name w:val="heading 5"/>
-    <w:basedOn w:val="a"/>
-    <w:next w:val="a"/>
-    <w:link w:val="50"/>
+    <w:basedOn w:val="Normal"/>
+    <w:next w:val="Normal"/>
+    <w:link w:val="Heading5Char"/>
     <w:uiPriority w:val="9"/>
     <w:semiHidden/>
     <w:unhideWhenUsed/>
@@ -2131,11 +2224,11 @@
       <w:color w:val="0F4761" w:themeColor="accent1" w:themeShade="BF"/>
     </w:rPr>
   </w:style>
-  <w:style w:type="paragraph" w:styleId="6">
+  <w:style w:type="paragraph" w:styleId="Heading6">
     <w:name w:val="heading 6"/>
-    <w:basedOn w:val="a"/>
-    <w:next w:val="a"/>
-    <w:link w:val="60"/>
+    <w:basedOn w:val="Normal"/>
+    <w:next w:val="Normal"/>
+    <w:link w:val="Heading6Char"/>
     <w:uiPriority w:val="9"/>
     <w:semiHidden/>
     <w:unhideWhenUsed/>
@@ -2154,11 +2247,11 @@
       <w:color w:val="595959" w:themeColor="text1" w:themeTint="A6"/>
     </w:rPr>
   </w:style>
-  <w:style w:type="paragraph" w:styleId="7">
+  <w:style w:type="paragraph" w:styleId="Heading7">
     <w:name w:val="heading 7"/>
-    <w:basedOn w:val="a"/>
-    <w:next w:val="a"/>
-    <w:link w:val="70"/>
+    <w:basedOn w:val="Normal"/>
+    <w:next w:val="Normal"/>
+    <w:link w:val="Heading7Char"/>
     <w:uiPriority w:val="9"/>
     <w:semiHidden/>
     <w:unhideWhenUsed/>
@@ -2175,11 +2268,11 @@
       <w:color w:val="595959" w:themeColor="text1" w:themeTint="A6"/>
     </w:rPr>
   </w:style>
-  <w:style w:type="paragraph" w:styleId="8">
+  <w:style w:type="paragraph" w:styleId="Heading8">
     <w:name w:val="heading 8"/>
-    <w:basedOn w:val="a"/>
-    <w:next w:val="a"/>
-    <w:link w:val="80"/>
+    <w:basedOn w:val="Normal"/>
+    <w:next w:val="Normal"/>
+    <w:link w:val="Heading8Char"/>
     <w:uiPriority w:val="9"/>
     <w:semiHidden/>
     <w:unhideWhenUsed/>
@@ -2198,11 +2291,11 @@
       <w:color w:val="272727" w:themeColor="text1" w:themeTint="D8"/>
     </w:rPr>
   </w:style>
-  <w:style w:type="paragraph" w:styleId="9">
+  <w:style w:type="paragraph" w:styleId="Heading9">
     <w:name w:val="heading 9"/>
-    <w:basedOn w:val="a"/>
-    <w:next w:val="a"/>
-    <w:link w:val="90"/>
+    <w:basedOn w:val="Normal"/>
+    <w:next w:val="Normal"/>
+    <w:link w:val="Heading9Char"/>
     <w:uiPriority w:val="9"/>
     <w:semiHidden/>
     <w:unhideWhenUsed/>
@@ -2219,12 +2312,13 @@
       <w:color w:val="272727" w:themeColor="text1" w:themeTint="D8"/>
     </w:rPr>
   </w:style>
-  <w:style w:type="character" w:default="1" w:styleId="a0">
+  <w:style w:type="character" w:default="1" w:styleId="DefaultParagraphFont">
     <w:name w:val="Default Paragraph Font"/>
     <w:uiPriority w:val="1"/>
+    <w:semiHidden/>
     <w:unhideWhenUsed/>
   </w:style>
-  <w:style w:type="table" w:default="1" w:styleId="a1">
+  <w:style w:type="table" w:default="1" w:styleId="TableNormal">
     <w:name w:val="Normal Table"/>
     <w:uiPriority w:val="99"/>
     <w:semiHidden/>
@@ -2239,16 +2333,16 @@
       </w:tblCellMar>
     </w:tblPr>
   </w:style>
-  <w:style w:type="numbering" w:default="1" w:styleId="a2">
+  <w:style w:type="numbering" w:default="1" w:styleId="NoList">
     <w:name w:val="No List"/>
     <w:uiPriority w:val="99"/>
     <w:semiHidden/>
     <w:unhideWhenUsed/>
   </w:style>
-  <w:style w:type="character" w:customStyle="1" w:styleId="10">
-    <w:name w:val="标题 1 字符"/>
-    <w:basedOn w:val="a0"/>
-    <w:link w:val="1"/>
+  <w:style w:type="character" w:customStyle="1" w:styleId="Heading1Char">
+    <w:name w:val="Heading 1 Char"/>
+    <w:basedOn w:val="DefaultParagraphFont"/>
+    <w:link w:val="Heading1"/>
     <w:uiPriority w:val="9"/>
     <w:rsid w:val="00865032"/>
     <w:rPr>
@@ -2258,10 +2352,10 @@
       <w:szCs w:val="40"/>
     </w:rPr>
   </w:style>
-  <w:style w:type="character" w:customStyle="1" w:styleId="20">
-    <w:name w:val="标题 2 字符"/>
-    <w:basedOn w:val="a0"/>
-    <w:link w:val="2"/>
+  <w:style w:type="character" w:customStyle="1" w:styleId="Heading2Char">
+    <w:name w:val="Heading 2 Char"/>
+    <w:basedOn w:val="DefaultParagraphFont"/>
+    <w:link w:val="Heading2"/>
     <w:uiPriority w:val="9"/>
     <w:semiHidden/>
     <w:rsid w:val="00865032"/>
@@ -2272,10 +2366,10 @@
       <w:szCs w:val="32"/>
     </w:rPr>
   </w:style>
-  <w:style w:type="character" w:customStyle="1" w:styleId="30">
-    <w:name w:val="标题 3 字符"/>
-    <w:basedOn w:val="a0"/>
-    <w:link w:val="3"/>
+  <w:style w:type="character" w:customStyle="1" w:styleId="Heading3Char">
+    <w:name w:val="Heading 3 Char"/>
+    <w:basedOn w:val="DefaultParagraphFont"/>
+    <w:link w:val="Heading3"/>
     <w:uiPriority w:val="9"/>
     <w:semiHidden/>
     <w:rsid w:val="00865032"/>
@@ -2286,10 +2380,10 @@
       <w:szCs w:val="28"/>
     </w:rPr>
   </w:style>
-  <w:style w:type="character" w:customStyle="1" w:styleId="40">
-    <w:name w:val="标题 4 字符"/>
-    <w:basedOn w:val="a0"/>
-    <w:link w:val="4"/>
+  <w:style w:type="character" w:customStyle="1" w:styleId="Heading4Char">
+    <w:name w:val="Heading 4 Char"/>
+    <w:basedOn w:val="DefaultParagraphFont"/>
+    <w:link w:val="Heading4"/>
     <w:uiPriority w:val="9"/>
     <w:semiHidden/>
     <w:rsid w:val="00865032"/>
@@ -2300,10 +2394,10 @@
       <w:color w:val="0F4761" w:themeColor="accent1" w:themeShade="BF"/>
     </w:rPr>
   </w:style>
-  <w:style w:type="character" w:customStyle="1" w:styleId="50">
-    <w:name w:val="标题 5 字符"/>
-    <w:basedOn w:val="a0"/>
-    <w:link w:val="5"/>
+  <w:style w:type="character" w:customStyle="1" w:styleId="Heading5Char">
+    <w:name w:val="Heading 5 Char"/>
+    <w:basedOn w:val="DefaultParagraphFont"/>
+    <w:link w:val="Heading5"/>
     <w:uiPriority w:val="9"/>
     <w:semiHidden/>
     <w:rsid w:val="00865032"/>
@@ -2312,10 +2406,10 @@
       <w:color w:val="0F4761" w:themeColor="accent1" w:themeShade="BF"/>
     </w:rPr>
   </w:style>
-  <w:style w:type="character" w:customStyle="1" w:styleId="60">
-    <w:name w:val="标题 6 字符"/>
-    <w:basedOn w:val="a0"/>
-    <w:link w:val="6"/>
+  <w:style w:type="character" w:customStyle="1" w:styleId="Heading6Char">
+    <w:name w:val="Heading 6 Char"/>
+    <w:basedOn w:val="DefaultParagraphFont"/>
+    <w:link w:val="Heading6"/>
     <w:uiPriority w:val="9"/>
     <w:semiHidden/>
     <w:rsid w:val="00865032"/>
@@ -2326,10 +2420,10 @@
       <w:color w:val="595959" w:themeColor="text1" w:themeTint="A6"/>
     </w:rPr>
   </w:style>
-  <w:style w:type="character" w:customStyle="1" w:styleId="70">
-    <w:name w:val="标题 7 字符"/>
-    <w:basedOn w:val="a0"/>
-    <w:link w:val="7"/>
+  <w:style w:type="character" w:customStyle="1" w:styleId="Heading7Char">
+    <w:name w:val="Heading 7 Char"/>
+    <w:basedOn w:val="DefaultParagraphFont"/>
+    <w:link w:val="Heading7"/>
     <w:uiPriority w:val="9"/>
     <w:semiHidden/>
     <w:rsid w:val="00865032"/>
@@ -2338,10 +2432,10 @@
       <w:color w:val="595959" w:themeColor="text1" w:themeTint="A6"/>
     </w:rPr>
   </w:style>
-  <w:style w:type="character" w:customStyle="1" w:styleId="80">
-    <w:name w:val="标题 8 字符"/>
-    <w:basedOn w:val="a0"/>
-    <w:link w:val="8"/>
+  <w:style w:type="character" w:customStyle="1" w:styleId="Heading8Char">
+    <w:name w:val="Heading 8 Char"/>
+    <w:basedOn w:val="DefaultParagraphFont"/>
+    <w:link w:val="Heading8"/>
     <w:uiPriority w:val="9"/>
     <w:semiHidden/>
     <w:rsid w:val="00865032"/>
@@ -2352,10 +2446,10 @@
       <w:color w:val="272727" w:themeColor="text1" w:themeTint="D8"/>
     </w:rPr>
   </w:style>
-  <w:style w:type="character" w:customStyle="1" w:styleId="90">
-    <w:name w:val="标题 9 字符"/>
-    <w:basedOn w:val="a0"/>
-    <w:link w:val="9"/>
+  <w:style w:type="character" w:customStyle="1" w:styleId="Heading9Char">
+    <w:name w:val="Heading 9 Char"/>
+    <w:basedOn w:val="DefaultParagraphFont"/>
+    <w:link w:val="Heading9"/>
     <w:uiPriority w:val="9"/>
     <w:semiHidden/>
     <w:rsid w:val="00865032"/>
@@ -2364,11 +2458,11 @@
       <w:color w:val="272727" w:themeColor="text1" w:themeTint="D8"/>
     </w:rPr>
   </w:style>
-  <w:style w:type="paragraph" w:styleId="a3">
+  <w:style w:type="paragraph" w:styleId="Title">
     <w:name w:val="Title"/>
-    <w:basedOn w:val="a"/>
-    <w:next w:val="a"/>
-    <w:link w:val="a4"/>
+    <w:basedOn w:val="Normal"/>
+    <w:next w:val="Normal"/>
+    <w:link w:val="TitleChar"/>
     <w:uiPriority w:val="10"/>
     <w:qFormat/>
     <w:rsid w:val="00865032"/>
@@ -2384,10 +2478,10 @@
       <w:szCs w:val="56"/>
     </w:rPr>
   </w:style>
-  <w:style w:type="character" w:customStyle="1" w:styleId="a4">
-    <w:name w:val="标题 字符"/>
-    <w:basedOn w:val="a0"/>
-    <w:link w:val="a3"/>
+  <w:style w:type="character" w:customStyle="1" w:styleId="TitleChar">
+    <w:name w:val="Title Char"/>
+    <w:basedOn w:val="DefaultParagraphFont"/>
+    <w:link w:val="Title"/>
     <w:uiPriority w:val="10"/>
     <w:rsid w:val="00865032"/>
     <w:rPr>
@@ -2398,11 +2492,11 @@
       <w:szCs w:val="56"/>
     </w:rPr>
   </w:style>
-  <w:style w:type="paragraph" w:styleId="a5">
+  <w:style w:type="paragraph" w:styleId="Subtitle">
     <w:name w:val="Subtitle"/>
-    <w:basedOn w:val="a"/>
-    <w:next w:val="a"/>
-    <w:link w:val="a6"/>
+    <w:basedOn w:val="Normal"/>
+    <w:next w:val="Normal"/>
+    <w:link w:val="SubtitleChar"/>
     <w:uiPriority w:val="11"/>
     <w:qFormat/>
     <w:rsid w:val="00865032"/>
@@ -2419,10 +2513,10 @@
       <w:szCs w:val="28"/>
     </w:rPr>
   </w:style>
-  <w:style w:type="character" w:customStyle="1" w:styleId="a6">
-    <w:name w:val="副标题 字符"/>
-    <w:basedOn w:val="a0"/>
-    <w:link w:val="a5"/>
+  <w:style w:type="character" w:customStyle="1" w:styleId="SubtitleChar">
+    <w:name w:val="Subtitle Char"/>
+    <w:basedOn w:val="DefaultParagraphFont"/>
+    <w:link w:val="Subtitle"/>
     <w:uiPriority w:val="11"/>
     <w:rsid w:val="00865032"/>
     <w:rPr>
@@ -2433,11 +2527,11 @@
       <w:szCs w:val="28"/>
     </w:rPr>
   </w:style>
-  <w:style w:type="paragraph" w:styleId="a7">
+  <w:style w:type="paragraph" w:styleId="Quote">
     <w:name w:val="Quote"/>
-    <w:basedOn w:val="a"/>
-    <w:next w:val="a"/>
-    <w:link w:val="a8"/>
+    <w:basedOn w:val="Normal"/>
+    <w:next w:val="Normal"/>
+    <w:link w:val="QuoteChar"/>
     <w:uiPriority w:val="29"/>
     <w:qFormat/>
     <w:rsid w:val="00865032"/>
@@ -2451,10 +2545,10 @@
       <w:color w:val="404040" w:themeColor="text1" w:themeTint="BF"/>
     </w:rPr>
   </w:style>
-  <w:style w:type="character" w:customStyle="1" w:styleId="a8">
-    <w:name w:val="引用 字符"/>
-    <w:basedOn w:val="a0"/>
-    <w:link w:val="a7"/>
+  <w:style w:type="character" w:customStyle="1" w:styleId="QuoteChar">
+    <w:name w:val="Quote Char"/>
+    <w:basedOn w:val="DefaultParagraphFont"/>
+    <w:link w:val="Quote"/>
     <w:uiPriority w:val="29"/>
     <w:rsid w:val="00865032"/>
     <w:rPr>
@@ -2463,9 +2557,9 @@
       <w:color w:val="404040" w:themeColor="text1" w:themeTint="BF"/>
     </w:rPr>
   </w:style>
-  <w:style w:type="paragraph" w:styleId="a9">
+  <w:style w:type="paragraph" w:styleId="ListParagraph">
     <w:name w:val="List Paragraph"/>
-    <w:basedOn w:val="a"/>
+    <w:basedOn w:val="Normal"/>
     <w:uiPriority w:val="34"/>
     <w:qFormat/>
     <w:rsid w:val="00865032"/>
@@ -2474,9 +2568,9 @@
       <w:contextualSpacing/>
     </w:pPr>
   </w:style>
-  <w:style w:type="character" w:styleId="aa">
+  <w:style w:type="character" w:styleId="IntenseEmphasis">
     <w:name w:val="Intense Emphasis"/>
-    <w:basedOn w:val="a0"/>
+    <w:basedOn w:val="DefaultParagraphFont"/>
     <w:uiPriority w:val="21"/>
     <w:qFormat/>
     <w:rsid w:val="00865032"/>
@@ -2486,11 +2580,11 @@
       <w:color w:val="0F4761" w:themeColor="accent1" w:themeShade="BF"/>
     </w:rPr>
   </w:style>
-  <w:style w:type="paragraph" w:styleId="ab">
+  <w:style w:type="paragraph" w:styleId="IntenseQuote">
     <w:name w:val="Intense Quote"/>
-    <w:basedOn w:val="a"/>
-    <w:next w:val="a"/>
-    <w:link w:val="ac"/>
+    <w:basedOn w:val="Normal"/>
+    <w:next w:val="Normal"/>
+    <w:link w:val="IntenseQuoteChar"/>
     <w:uiPriority w:val="30"/>
     <w:qFormat/>
     <w:rsid w:val="00865032"/>
@@ -2509,10 +2603,10 @@
       <w:color w:val="0F4761" w:themeColor="accent1" w:themeShade="BF"/>
     </w:rPr>
   </w:style>
-  <w:style w:type="character" w:customStyle="1" w:styleId="ac">
-    <w:name w:val="明显引用 字符"/>
-    <w:basedOn w:val="a0"/>
-    <w:link w:val="ab"/>
+  <w:style w:type="character" w:customStyle="1" w:styleId="IntenseQuoteChar">
+    <w:name w:val="Intense Quote Char"/>
+    <w:basedOn w:val="DefaultParagraphFont"/>
+    <w:link w:val="IntenseQuote"/>
     <w:uiPriority w:val="30"/>
     <w:rsid w:val="00865032"/>
     <w:rPr>
@@ -2521,9 +2615,9 @@
       <w:color w:val="0F4761" w:themeColor="accent1" w:themeShade="BF"/>
     </w:rPr>
   </w:style>
-  <w:style w:type="character" w:styleId="ad">
+  <w:style w:type="character" w:styleId="IntenseReference">
     <w:name w:val="Intense Reference"/>
-    <w:basedOn w:val="a0"/>
+    <w:basedOn w:val="DefaultParagraphFont"/>
     <w:uiPriority w:val="32"/>
     <w:qFormat/>
     <w:rsid w:val="00865032"/>

--- a/Abstract.docx
+++ b/Abstract.docx
@@ -6,12 +6,39 @@
       <w:pPr>
         <w:pStyle w:val="Heading1"/>
         <w:jc w:val="center"/>
-      </w:pPr>
-      <w:r>
-        <w:rPr>
-          <w:rFonts w:hint="eastAsia"/>
-        </w:rPr>
-        <w:t>An Attempt to Ray-traced Spatial Audio System</w:t>
+        <w:rPr>
+          <w:rFonts w:hint="eastAsia"/>
+        </w:rPr>
+      </w:pPr>
+      <w:r>
+        <w:rPr>
+          <w:rFonts w:hint="eastAsia"/>
+        </w:rPr>
+        <w:t xml:space="preserve">Optimized </w:t>
+      </w:r>
+      <w:r>
+        <w:rPr>
+          <w:rFonts w:hint="eastAsia"/>
+        </w:rPr>
+        <w:t xml:space="preserve">Realtime </w:t>
+      </w:r>
+      <w:r>
+        <w:rPr>
+          <w:rFonts w:hint="eastAsia"/>
+        </w:rPr>
+        <w:t>Raytrac</w:t>
+      </w:r>
+      <w:r>
+        <w:rPr>
+          <w:rFonts w:hint="eastAsia"/>
+        </w:rPr>
+        <w:t>ing</w:t>
+      </w:r>
+      <w:r>
+        <w:rPr>
+          <w:rFonts w:hint="eastAsia"/>
+        </w:rPr>
+        <w:t xml:space="preserve"> Spatial Audio System</w:t>
       </w:r>
     </w:p>
     <w:p>
@@ -45,23 +72,146 @@
         <w:rPr>
           <w:rFonts w:hint="eastAsia"/>
         </w:rPr>
-        <w:t>6</w:t>
+        <w:t>7</w:t>
       </w:r>
     </w:p>
     <w:p>
       <w:r>
-        <w:t>空间音频的核心在于为每个声源-听者组合，计算出包含反射、绕射、遮挡等特征的空间脉冲响应（IR），并结合耳部传递函数（HRIR）进行卷积，从而在听者耳中再现真实的</w:t>
-      </w:r>
-      <w:proofErr w:type="gramStart"/>
-      <w:r>
-        <w:t>空间化听感</w:t>
-      </w:r>
-      <w:proofErr w:type="gramEnd"/>
-      <w:r>
-        <w:t>。</w:t>
+        <w:t>空间音频的核心在于为每个声源-听者组合，计算出包含反射、绕射、遮挡等特征的空间脉冲响应（IR），并结合耳部传递函数（HRIR）进行卷积，从而在听者耳中再现真实的空间化听感。</w:t>
       </w:r>
     </w:p>
     <w:p>
+      <w:r>
+        <w:rPr>
+          <w:rFonts w:hint="eastAsia"/>
+        </w:rPr>
+        <w:t>尽管游戏中的所有声音都来自静态的音频文件</w:t>
+      </w:r>
+      <w:r>
+        <w:rPr>
+          <w:rFonts w:hint="eastAsia"/>
+        </w:rPr>
+        <w:t>，这些文件本身都不应该包含任何空间信息</w:t>
+      </w:r>
+      <w:r>
+        <w:rPr>
+          <w:rFonts w:hint="eastAsia"/>
+        </w:rPr>
+        <w:t>，游戏将在运行时</w:t>
+      </w:r>
+      <w:r>
+        <w:rPr>
+          <w:rFonts w:hint="eastAsia"/>
+        </w:rPr>
+        <w:t>对所有音频进行实时处理</w:t>
+      </w:r>
+      <w:r>
+        <w:rPr>
+          <w:rFonts w:hint="eastAsia"/>
+        </w:rPr>
+        <w:t>以达成过程化</w:t>
+      </w:r>
+      <w:r>
+        <w:rPr>
+          <w:rFonts w:hint="eastAsia"/>
+        </w:rPr>
+        <w:t>。</w:t>
+      </w:r>
+    </w:p>
+    <w:p>
+      <w:pPr>
+        <w:pStyle w:val="ListParagraph"/>
+        <w:numPr>
+          <w:ilvl w:val="0"/>
+          <w:numId w:val="5"/>
+        </w:numPr>
+      </w:pPr>
+      <w:r>
+        <w:rPr>
+          <w:rFonts w:hint="eastAsia"/>
+        </w:rPr>
+        <w:t>Introduction</w:t>
+      </w:r>
+    </w:p>
+    <w:p>
+      <w:pPr>
+        <w:pStyle w:val="ListParagraph"/>
+        <w:numPr>
+          <w:ilvl w:val="0"/>
+          <w:numId w:val="5"/>
+        </w:numPr>
+      </w:pPr>
+      <w:r>
+        <w:rPr>
+          <w:rFonts w:hint="eastAsia"/>
+        </w:rPr>
+        <w:t>Concepts</w:t>
+      </w:r>
+    </w:p>
+    <w:p>
+      <w:pPr>
+        <w:pStyle w:val="ListParagraph"/>
+        <w:numPr>
+          <w:ilvl w:val="0"/>
+          <w:numId w:val="5"/>
+        </w:numPr>
+      </w:pPr>
+      <w:r>
+        <w:rPr>
+          <w:rFonts w:hint="eastAsia"/>
+        </w:rPr>
+        <w:t>Methodologies</w:t>
+      </w:r>
+    </w:p>
+    <w:p>
+      <w:pPr>
+        <w:pStyle w:val="ListParagraph"/>
+        <w:numPr>
+          <w:ilvl w:val="0"/>
+          <w:numId w:val="5"/>
+        </w:numPr>
+      </w:pPr>
+      <w:r>
+        <w:rPr>
+          <w:rFonts w:hint="eastAsia"/>
+        </w:rPr>
+        <w:t>Implementation</w:t>
+      </w:r>
+    </w:p>
+    <w:p>
+      <w:pPr>
+        <w:pStyle w:val="ListParagraph"/>
+        <w:numPr>
+          <w:ilvl w:val="0"/>
+          <w:numId w:val="5"/>
+        </w:numPr>
+      </w:pPr>
+      <w:r>
+        <w:rPr>
+          <w:rFonts w:hint="eastAsia"/>
+        </w:rPr>
+        <w:t>Optimization</w:t>
+      </w:r>
+    </w:p>
+    <w:p>
+      <w:pPr>
+        <w:pStyle w:val="ListParagraph"/>
+        <w:numPr>
+          <w:ilvl w:val="0"/>
+          <w:numId w:val="5"/>
+        </w:numPr>
+        <w:rPr>
+          <w:rFonts w:hint="eastAsia"/>
+        </w:rPr>
+      </w:pPr>
+      <w:r>
+        <w:rPr>
+          <w:rFonts w:hint="eastAsia"/>
+        </w:rPr>
+        <w:t>Conclusion</w:t>
+      </w:r>
+    </w:p>
+    <w:p>
       <w:pPr>
         <w:ind w:firstLine="360"/>
         <w:jc w:val="both"/>
@@ -88,7 +238,19 @@
         <w:rPr>
           <w:rFonts w:hint="eastAsia"/>
         </w:rPr>
-        <w:t xml:space="preserve">Audio panning is a cheap and fast way of providing basic directional information for the listener, but it is not the actual representation of how </w:t>
+        <w:t>Audio panning is a cheap and fast way of providing basic directional information for the listener,</w:t>
+      </w:r>
+      <w:r>
+        <w:rPr>
+          <w:rFonts w:hint="eastAsia"/>
+        </w:rPr>
+        <w:t xml:space="preserve"> it is effective with a surround speakers set,</w:t>
+      </w:r>
+      <w:r>
+        <w:rPr>
+          <w:rFonts w:hint="eastAsia"/>
+        </w:rPr>
+        <w:t xml:space="preserve"> but it is not the actual representation of how </w:t>
       </w:r>
       <w:r>
         <w:t>humans</w:t>
@@ -97,13 +259,43 @@
         <w:rPr>
           <w:rFonts w:hint="eastAsia"/>
         </w:rPr>
-        <w:t xml:space="preserve"> localize sound in the real world.</w:t>
-      </w:r>
-      <w:r>
-        <w:rPr>
-          <w:rFonts w:hint="eastAsia"/>
-        </w:rPr>
-        <w:t xml:space="preserve"> Common drawbacks of audio panning </w:t>
+        <w:t xml:space="preserve"> localize sound in the real world</w:t>
+      </w:r>
+      <w:r>
+        <w:rPr>
+          <w:rFonts w:hint="eastAsia"/>
+        </w:rPr>
+        <w:t xml:space="preserve"> in the context of a pair of headphones</w:t>
+      </w:r>
+      <w:r>
+        <w:rPr>
+          <w:rFonts w:hint="eastAsia"/>
+        </w:rPr>
+        <w:t>.</w:t>
+      </w:r>
+      <w:r>
+        <w:rPr>
+          <w:rFonts w:hint="eastAsia"/>
+        </w:rPr>
+        <w:t xml:space="preserve"> Due to the salient prevalence and popularity of headphones, audio panning is not a good representation of sound in most cases.</w:t>
+      </w:r>
+      <w:r>
+        <w:rPr>
+          <w:rFonts w:hint="eastAsia"/>
+        </w:rPr>
+        <w:t xml:space="preserve"> Common drawbacks of audio panning</w:t>
+      </w:r>
+      <w:r>
+        <w:rPr>
+          <w:rFonts w:hint="eastAsia"/>
+        </w:rPr>
+        <w:t xml:space="preserve"> with headphones</w:t>
+      </w:r>
+      <w:r>
+        <w:rPr>
+          <w:rFonts w:hint="eastAsia"/>
+        </w:rPr>
+        <w:t xml:space="preserve"> </w:t>
       </w:r>
       <w:r>
         <w:t>are</w:t>
@@ -151,7 +343,13 @@
         <w:rPr>
           <w:rFonts w:hint="eastAsia"/>
         </w:rPr>
-        <w:t>The spatial acoustic effect</w:t>
+        <w:t>In addition to sound localization, t</w:t>
+      </w:r>
+      <w:r>
+        <w:rPr>
+          <w:rFonts w:hint="eastAsia"/>
+        </w:rPr>
+        <w:t>he spatial acoustic effect</w:t>
       </w:r>
       <w:r>
         <w:rPr>
@@ -238,21 +436,7 @@
         <w:rPr>
           <w:rFonts w:hint="eastAsia"/>
         </w:rPr>
-        <w:t xml:space="preserve"> are often inaccurate </w:t>
-      </w:r>
-      <w:proofErr w:type="gramStart"/>
-      <w:r>
-        <w:rPr>
-          <w:rFonts w:hint="eastAsia"/>
-        </w:rPr>
-        <w:t>with regard to</w:t>
-      </w:r>
-      <w:proofErr w:type="gramEnd"/>
-      <w:r>
-        <w:rPr>
-          <w:rFonts w:hint="eastAsia"/>
-        </w:rPr>
-        <w:t xml:space="preserve"> spatialization</w:t>
+        <w:t xml:space="preserve"> are often inaccurate with regard to spatialization</w:t>
       </w:r>
       <w:r>
         <w:rPr>
@@ -372,7 +556,14 @@
         <w:rPr>
           <w:rFonts w:hint="eastAsia"/>
         </w:rPr>
-        <w:t>, just like graphical raytracing.</w:t>
+        <w:t xml:space="preserve">, just like </w:t>
+      </w:r>
+      <w:r>
+        <w:rPr>
+          <w:rFonts w:hint="eastAsia"/>
+        </w:rPr>
+        <w:lastRenderedPageBreak/>
+        <w:t>graphical raytracing.</w:t>
       </w:r>
       <w:r>
         <w:rPr>
@@ -576,14 +767,7 @@
         <w:rPr>
           <w:rFonts w:hint="eastAsia"/>
         </w:rPr>
-        <w:t xml:space="preserve">80 milliseconds after the direct sound is heard by the listener, and it is usually heard </w:t>
-      </w:r>
-      <w:r>
-        <w:rPr>
-          <w:rFonts w:hint="eastAsia"/>
-        </w:rPr>
-        <w:lastRenderedPageBreak/>
-        <w:t>by only one or two times of reflections.</w:t>
+        <w:t>80 milliseconds after the direct sound is heard by the listener, and it is usually heard by only one or two times of reflections.</w:t>
       </w:r>
       <w:r>
         <w:rPr>
@@ -897,6 +1081,7 @@
         <w:rPr>
           <w:rFonts w:hint="eastAsia"/>
         </w:rPr>
+        <w:lastRenderedPageBreak/>
         <w:t>Optimizations for better performance can be considered in the following ways:</w:t>
       </w:r>
     </w:p>
@@ -986,14 +1171,7 @@
         <w:rPr>
           <w:rFonts w:hint="eastAsia"/>
         </w:rPr>
-        <w:t xml:space="preserve"> Distant sounds or unimportant sounds will not bother the player too much; therefore, there will not be significant differences if raytracing techniques are not applied to them but traditional ways </w:t>
-      </w:r>
-      <w:r>
-        <w:rPr>
-          <w:rFonts w:hint="eastAsia"/>
-        </w:rPr>
-        <w:lastRenderedPageBreak/>
-        <w:t>instead.</w:t>
+        <w:t xml:space="preserve"> Distant sounds or unimportant sounds will not bother the player too much; therefore, there will not be significant differences if raytracing techniques are not applied to them but traditional ways instead.</w:t>
       </w:r>
     </w:p>
     <w:p>
@@ -1518,6 +1696,95 @@
     </w:lvl>
   </w:abstractNum>
   <w:abstractNum w:abstractNumId="2" w15:restartNumberingAfterBreak="0">
+    <w:nsid w:val="1CE0067C"/>
+    <w:multiLevelType w:val="hybridMultilevel"/>
+    <w:tmpl w:val="996A1B98"/>
+    <w:lvl w:ilvl="0" w:tplc="0409000F">
+      <w:start w:val="1"/>
+      <w:numFmt w:val="decimal"/>
+      <w:lvlText w:val="%1."/>
+      <w:lvlJc w:val="left"/>
+      <w:pPr>
+        <w:ind w:left="720" w:hanging="360"/>
+      </w:pPr>
+      <w:rPr>
+        <w:rFonts w:hint="default"/>
+      </w:rPr>
+    </w:lvl>
+    <w:lvl w:ilvl="1" w:tplc="04090019" w:tentative="1">
+      <w:start w:val="1"/>
+      <w:numFmt w:val="lowerLetter"/>
+      <w:lvlText w:val="%2."/>
+      <w:lvlJc w:val="left"/>
+      <w:pPr>
+        <w:ind w:left="1440" w:hanging="360"/>
+      </w:pPr>
+    </w:lvl>
+    <w:lvl w:ilvl="2" w:tplc="0409001B" w:tentative="1">
+      <w:start w:val="1"/>
+      <w:numFmt w:val="lowerRoman"/>
+      <w:lvlText w:val="%3."/>
+      <w:lvlJc w:val="right"/>
+      <w:pPr>
+        <w:ind w:left="2160" w:hanging="180"/>
+      </w:pPr>
+    </w:lvl>
+    <w:lvl w:ilvl="3" w:tplc="0409000F" w:tentative="1">
+      <w:start w:val="1"/>
+      <w:numFmt w:val="decimal"/>
+      <w:lvlText w:val="%4."/>
+      <w:lvlJc w:val="left"/>
+      <w:pPr>
+        <w:ind w:left="2880" w:hanging="360"/>
+      </w:pPr>
+    </w:lvl>
+    <w:lvl w:ilvl="4" w:tplc="04090019" w:tentative="1">
+      <w:start w:val="1"/>
+      <w:numFmt w:val="lowerLetter"/>
+      <w:lvlText w:val="%5."/>
+      <w:lvlJc w:val="left"/>
+      <w:pPr>
+        <w:ind w:left="3600" w:hanging="360"/>
+      </w:pPr>
+    </w:lvl>
+    <w:lvl w:ilvl="5" w:tplc="0409001B" w:tentative="1">
+      <w:start w:val="1"/>
+      <w:numFmt w:val="lowerRoman"/>
+      <w:lvlText w:val="%6."/>
+      <w:lvlJc w:val="right"/>
+      <w:pPr>
+        <w:ind w:left="4320" w:hanging="180"/>
+      </w:pPr>
+    </w:lvl>
+    <w:lvl w:ilvl="6" w:tplc="0409000F" w:tentative="1">
+      <w:start w:val="1"/>
+      <w:numFmt w:val="decimal"/>
+      <w:lvlText w:val="%7."/>
+      <w:lvlJc w:val="left"/>
+      <w:pPr>
+        <w:ind w:left="5040" w:hanging="360"/>
+      </w:pPr>
+    </w:lvl>
+    <w:lvl w:ilvl="7" w:tplc="04090019" w:tentative="1">
+      <w:start w:val="1"/>
+      <w:numFmt w:val="lowerLetter"/>
+      <w:lvlText w:val="%8."/>
+      <w:lvlJc w:val="left"/>
+      <w:pPr>
+        <w:ind w:left="5760" w:hanging="360"/>
+      </w:pPr>
+    </w:lvl>
+    <w:lvl w:ilvl="8" w:tplc="0409001B" w:tentative="1">
+      <w:start w:val="1"/>
+      <w:numFmt w:val="lowerRoman"/>
+      <w:lvlText w:val="%9."/>
+      <w:lvlJc w:val="right"/>
+      <w:pPr>
+        <w:ind w:left="6480" w:hanging="180"/>
+      </w:pPr>
+    </w:lvl>
+  </w:abstractNum>
+  <w:abstractNum w:abstractNumId="3" w15:restartNumberingAfterBreak="0">
     <w:nsid w:val="21C65E24"/>
     <w:multiLevelType w:val="hybridMultilevel"/>
     <w:tmpl w:val="709A5B62"/>
@@ -1606,7 +1873,7 @@
       </w:pPr>
     </w:lvl>
   </w:abstractNum>
-  <w:abstractNum w:abstractNumId="3" w15:restartNumberingAfterBreak="0">
+  <w:abstractNum w:abstractNumId="4" w15:restartNumberingAfterBreak="0">
     <w:nsid w:val="5E082964"/>
     <w:multiLevelType w:val="hybridMultilevel"/>
     <w:tmpl w:val="827669E8"/>
@@ -1696,16 +1963,19 @@
     </w:lvl>
   </w:abstractNum>
   <w:num w:numId="1" w16cid:durableId="1111245089">
-    <w:abstractNumId w:val="3"/>
+    <w:abstractNumId w:val="4"/>
   </w:num>
   <w:num w:numId="2" w16cid:durableId="1366443734">
-    <w:abstractNumId w:val="2"/>
+    <w:abstractNumId w:val="3"/>
   </w:num>
   <w:num w:numId="3" w16cid:durableId="1074398627">
     <w:abstractNumId w:val="1"/>
   </w:num>
   <w:num w:numId="4" w16cid:durableId="261954926">
     <w:abstractNumId w:val="0"/>
+  </w:num>
+  <w:num w:numId="5" w16cid:durableId="1107964742">
+    <w:abstractNumId w:val="2"/>
   </w:num>
 </w:numbering>
 </file>
